--- a/docs/Huddl_Connect_Software_Design_Document.docx
+++ b/docs/Huddl_Connect_Software_Design_Document.docx
@@ -7,31 +7,17 @@
         <w:pStyle w:val="Title"/>
       </w:pPr>
       <w:r>
-        <w:rPr>
-          <w:color w:val="FF975C"/>
-          <w:sz w:val="56"/>
-        </w:rPr>
         <w:t>Huddl Connect</w:t>
       </w:r>
     </w:p>
     <w:p>
       <w:r>
-        <w:rPr>
-          <w:b/>
-          <w:i w:val="0"/>
-          <w:sz w:val="32"/>
-        </w:rPr>
         <w:t>Software Design Document (SDD)</w:t>
       </w:r>
     </w:p>
     <w:p>
       <w:r>
-        <w:rPr>
-          <w:b w:val="0"/>
-          <w:i/>
-          <w:sz w:val="22"/>
-        </w:rPr>
-        <w:t>Version 2.1 | 05 April 2026</w:t>
+        <w:t>Version 3.0 | June 2026</w:t>
       </w:r>
     </w:p>
     <w:p>
@@ -44,17 +30,13 @@
         <w:pStyle w:val="Heading1"/>
       </w:pPr>
       <w:r>
-        <w:rPr>
-          <w:color w:val="262A35"/>
-        </w:rPr>
         <w:t>Document Control</w:t>
       </w:r>
     </w:p>
     <w:tbl>
       <w:tblPr>
-        <w:tblStyle w:val="LightGrid-Accent1"/>
+        <w:tblStyle w:val="TableGrid"/>
         <w:tblW w:type="auto" w:w="0"/>
-        <w:jc w:val="center"/>
         <w:tblLook w:firstColumn="1" w:firstRow="1" w:lastColumn="0" w:lastRow="0" w:noHBand="0" w:noVBand="1" w:val="04A0"/>
       </w:tblPr>
       <w:tblGrid>
@@ -67,13 +49,11 @@
         <w:tc>
           <w:tcPr>
             <w:tcW w:type="dxa" w:w="2160"/>
-            <w:shd w:val="clear" w:color="auto" w:fill="FF975C"/>
           </w:tcPr>
           <w:p>
             <w:r>
               <w:rPr>
                 <w:b/>
-                <w:sz w:val="20"/>
               </w:rPr>
               <w:t>Version</w:t>
             </w:r>
@@ -82,13 +62,11 @@
         <w:tc>
           <w:tcPr>
             <w:tcW w:type="dxa" w:w="2160"/>
-            <w:shd w:val="clear" w:color="auto" w:fill="FF975C"/>
           </w:tcPr>
           <w:p>
             <w:r>
               <w:rPr>
                 <w:b/>
-                <w:sz w:val="20"/>
               </w:rPr>
               <w:t>Date</w:t>
             </w:r>
@@ -97,13 +75,11 @@
         <w:tc>
           <w:tcPr>
             <w:tcW w:type="dxa" w:w="2160"/>
-            <w:shd w:val="clear" w:color="auto" w:fill="FF975C"/>
           </w:tcPr>
           <w:p>
             <w:r>
               <w:rPr>
                 <w:b/>
-                <w:sz w:val="20"/>
               </w:rPr>
               <w:t>Author</w:t>
             </w:r>
@@ -112,13 +88,11 @@
         <w:tc>
           <w:tcPr>
             <w:tcW w:type="dxa" w:w="2160"/>
-            <w:shd w:val="clear" w:color="auto" w:fill="FF975C"/>
           </w:tcPr>
           <w:p>
             <w:r>
               <w:rPr>
                 <w:b/>
-                <w:sz w:val="20"/>
               </w:rPr>
               <w:t>Changes</w:t>
             </w:r>
@@ -130,12 +104,35 @@
           <w:tcPr>
             <w:tcW w:type="dxa" w:w="2160"/>
           </w:tcPr>
+          <w:p/>
+        </w:tc>
+        <w:tc>
+          <w:tcPr>
+            <w:tcW w:type="dxa" w:w="2160"/>
+          </w:tcPr>
+          <w:p/>
+        </w:tc>
+        <w:tc>
+          <w:tcPr>
+            <w:tcW w:type="dxa" w:w="2160"/>
+          </w:tcPr>
+          <w:p/>
+        </w:tc>
+        <w:tc>
+          <w:tcPr>
+            <w:tcW w:type="dxa" w:w="2160"/>
+          </w:tcPr>
+          <w:p/>
+        </w:tc>
+      </w:tr>
+      <w:tr>
+        <w:tc>
+          <w:tcPr>
+            <w:tcW w:type="dxa" w:w="2160"/>
+          </w:tcPr>
           <w:p>
             <w:r>
-              <w:rPr>
-                <w:sz w:val="20"/>
-              </w:rPr>
-              <w:t>1.0</w:t>
+              <w:t>3.0</w:t>
             </w:r>
           </w:p>
         </w:tc>
@@ -145,10 +142,7 @@
           </w:tcPr>
           <w:p>
             <w:r>
-              <w:rPr>
-                <w:sz w:val="20"/>
-              </w:rPr>
-              <w:t>01 Mar 2025</w:t>
+              <w:t>June 2026</w:t>
             </w:r>
           </w:p>
         </w:tc>
@@ -158,10 +152,7 @@
           </w:tcPr>
           <w:p>
             <w:r>
-              <w:rPr>
-                <w:sz w:val="20"/>
-              </w:rPr>
-              <w:t>Engineering</w:t>
+              <w:t>Conrad / Malgorzata</w:t>
             </w:r>
           </w:p>
         </w:tc>
@@ -171,136 +162,17 @@
           </w:tcPr>
           <w:p>
             <w:r>
-              <w:rPr>
-                <w:sz w:val="20"/>
-              </w:rPr>
-              <w:t>Initial SDD</w:t>
-            </w:r>
-          </w:p>
-        </w:tc>
-      </w:tr>
-      <w:tr>
-        <w:tc>
-          <w:tcPr>
-            <w:tcW w:type="dxa" w:w="2160"/>
-          </w:tcPr>
-          <w:p>
-            <w:r>
-              <w:rPr>
-                <w:sz w:val="20"/>
-              </w:rPr>
-              <w:t>2.0</w:t>
-            </w:r>
-          </w:p>
-        </w:tc>
-        <w:tc>
-          <w:tcPr>
-            <w:tcW w:type="dxa" w:w="2160"/>
-          </w:tcPr>
-          <w:p>
-            <w:r>
-              <w:rPr>
-                <w:sz w:val="20"/>
-              </w:rPr>
-              <w:t>03 Apr 2025</w:t>
-            </w:r>
-          </w:p>
-        </w:tc>
-        <w:tc>
-          <w:tcPr>
-            <w:tcW w:type="dxa" w:w="2160"/>
-          </w:tcPr>
-          <w:p>
-            <w:r>
-              <w:rPr>
-                <w:sz w:val="20"/>
-              </w:rPr>
-              <w:t>Engineering</w:t>
-            </w:r>
-          </w:p>
-        </w:tc>
-        <w:tc>
-          <w:tcPr>
-            <w:tcW w:type="dxa" w:w="2160"/>
-          </w:tcPr>
-          <w:p>
-            <w:r>
-              <w:rPr>
-                <w:sz w:val="20"/>
-              </w:rPr>
-              <w:t>Added AI services, Trips module, subscription service</w:t>
-            </w:r>
-          </w:p>
-        </w:tc>
-      </w:tr>
-      <w:tr>
-        <w:tc>
-          <w:tcPr>
-            <w:tcW w:type="dxa" w:w="2160"/>
-          </w:tcPr>
-          <w:p>
-            <w:r>
-              <w:rPr>
-                <w:sz w:val="20"/>
-              </w:rPr>
-              <w:t>2.1</w:t>
-            </w:r>
-          </w:p>
-        </w:tc>
-        <w:tc>
-          <w:tcPr>
-            <w:tcW w:type="dxa" w:w="2160"/>
-          </w:tcPr>
-          <w:p>
-            <w:r>
-              <w:rPr>
-                <w:sz w:val="20"/>
-              </w:rPr>
-              <w:t>05 April 2026</w:t>
-            </w:r>
-          </w:p>
-        </w:tc>
-        <w:tc>
-          <w:tcPr>
-            <w:tcW w:type="dxa" w:w="2160"/>
-          </w:tcPr>
-          <w:p>
-            <w:r>
-              <w:rPr>
-                <w:sz w:val="20"/>
-              </w:rPr>
-              <w:t>Engineering</w:t>
-            </w:r>
-          </w:p>
-        </w:tc>
-        <w:tc>
-          <w:tcPr>
-            <w:tcW w:type="dxa" w:w="2160"/>
-          </w:tcPr>
-          <w:p>
-            <w:r>
-              <w:rPr>
-                <w:sz w:val="20"/>
-              </w:rPr>
-              <w:t>Added RevGlue service, Deals screen, 7-tab navigation</w:t>
+              <w:t>Removed RevGlue/Deals. Updated navigation to 5 tabs. Updated to current lib/ structure.</w:t>
             </w:r>
           </w:p>
         </w:tc>
       </w:tr>
     </w:tbl>
     <w:p>
-      <w:r>
-        <w:br w:type="page"/>
-      </w:r>
-    </w:p>
-    <w:p>
       <w:pPr>
         <w:pStyle w:val="Heading1"/>
       </w:pPr>
       <w:r>
-        <w:rPr>
-          <w:color w:val="262A35"/>
-        </w:rPr>
         <w:t>1. Introduction</w:t>
       </w:r>
     </w:p>
@@ -309,9 +181,6 @@
         <w:pStyle w:val="Heading2"/>
       </w:pPr>
       <w:r>
-        <w:rPr>
-          <w:color w:val="262A35"/>
-        </w:rPr>
         <w:t>1.1 Purpose</w:t>
       </w:r>
     </w:p>
@@ -319,10 +188,8 @@
       <w:r>
         <w:rPr>
           <w:b w:val="0"/>
-          <w:i w:val="0"/>
-          <w:sz w:val="22"/>
         </w:rPr>
-        <w:t>This document describes the software architecture, component design, data models, and service integrations for Huddl Connect, a Flutter-based parenting community app.</w:t>
+        <w:t>This document describes the software architecture, component design, data models, and service integrations for Huddl Connect. It is the authoritative technical reference for the Flutter application.</w:t>
       </w:r>
     </w:p>
     <w:p>
@@ -330,9 +197,6 @@
         <w:pStyle w:val="Heading2"/>
       </w:pPr>
       <w:r>
-        <w:rPr>
-          <w:color w:val="262A35"/>
-        </w:rPr>
         <w:t>1.2 Scope</w:t>
       </w:r>
     </w:p>
@@ -340,10 +204,8 @@
       <w:r>
         <w:rPr>
           <w:b w:val="0"/>
-          <w:i w:val="0"/>
-          <w:sz w:val="22"/>
         </w:rPr>
-        <w:t>Covers all application layers: UI (screens/widgets), business logic (services), data models, navigation, state management, external API integrations (Firebase, RevGlue), and the subscription/monetisation system.</w:t>
+        <w:t>Covers all application layers: UI (screens/widgets), business logic (services), data models, navigation, state management, Firebase integration, and AI integration. No RevGlue, no Deals tab, no Trips tab.</w:t>
       </w:r>
     </w:p>
     <w:p>
@@ -351,17 +213,13 @@
         <w:pStyle w:val="Heading2"/>
       </w:pPr>
       <w:r>
-        <w:rPr>
-          <w:color w:val="262A35"/>
-        </w:rPr>
         <w:t>1.3 Technology Stack</w:t>
       </w:r>
     </w:p>
     <w:tbl>
       <w:tblPr>
-        <w:tblStyle w:val="LightGrid-Accent1"/>
+        <w:tblStyle w:val="TableGrid"/>
         <w:tblW w:type="auto" w:w="0"/>
-        <w:jc w:val="center"/>
         <w:tblLook w:firstColumn="1" w:firstRow="1" w:lastColumn="0" w:lastRow="0" w:noHBand="0" w:noVBand="1" w:val="04A0"/>
       </w:tblPr>
       <w:tblGrid>
@@ -373,13 +231,11 @@
         <w:tc>
           <w:tcPr>
             <w:tcW w:type="dxa" w:w="2880"/>
-            <w:shd w:val="clear" w:color="auto" w:fill="FF975C"/>
           </w:tcPr>
           <w:p>
             <w:r>
               <w:rPr>
                 <w:b/>
-                <w:sz w:val="20"/>
               </w:rPr>
               <w:t>Component</w:t>
             </w:r>
@@ -388,13 +244,11 @@
         <w:tc>
           <w:tcPr>
             <w:tcW w:type="dxa" w:w="2880"/>
-            <w:shd w:val="clear" w:color="auto" w:fill="FF975C"/>
           </w:tcPr>
           <w:p>
             <w:r>
               <w:rPr>
                 <w:b/>
-                <w:sz w:val="20"/>
               </w:rPr>
               <w:t>Technology</w:t>
             </w:r>
@@ -403,13 +257,11 @@
         <w:tc>
           <w:tcPr>
             <w:tcW w:type="dxa" w:w="2880"/>
-            <w:shd w:val="clear" w:color="auto" w:fill="FF975C"/>
           </w:tcPr>
           <w:p>
             <w:r>
               <w:rPr>
                 <w:b/>
-                <w:sz w:val="20"/>
               </w:rPr>
               <w:t>Version</w:t>
             </w:r>
@@ -421,11 +273,168 @@
           <w:tcPr>
             <w:tcW w:type="dxa" w:w="2880"/>
           </w:tcPr>
+          <w:p/>
+        </w:tc>
+        <w:tc>
+          <w:tcPr>
+            <w:tcW w:type="dxa" w:w="2880"/>
+          </w:tcPr>
+          <w:p/>
+        </w:tc>
+        <w:tc>
+          <w:tcPr>
+            <w:tcW w:type="dxa" w:w="2880"/>
+          </w:tcPr>
+          <w:p/>
+        </w:tc>
+      </w:tr>
+      <w:tr>
+        <w:tc>
+          <w:tcPr>
+            <w:tcW w:type="dxa" w:w="2880"/>
+          </w:tcPr>
+          <w:p/>
+        </w:tc>
+        <w:tc>
+          <w:tcPr>
+            <w:tcW w:type="dxa" w:w="2880"/>
+          </w:tcPr>
+          <w:p/>
+        </w:tc>
+        <w:tc>
+          <w:tcPr>
+            <w:tcW w:type="dxa" w:w="2880"/>
+          </w:tcPr>
+          <w:p/>
+        </w:tc>
+      </w:tr>
+      <w:tr>
+        <w:tc>
+          <w:tcPr>
+            <w:tcW w:type="dxa" w:w="2880"/>
+          </w:tcPr>
+          <w:p/>
+        </w:tc>
+        <w:tc>
+          <w:tcPr>
+            <w:tcW w:type="dxa" w:w="2880"/>
+          </w:tcPr>
+          <w:p/>
+        </w:tc>
+        <w:tc>
+          <w:tcPr>
+            <w:tcW w:type="dxa" w:w="2880"/>
+          </w:tcPr>
+          <w:p/>
+        </w:tc>
+      </w:tr>
+      <w:tr>
+        <w:tc>
+          <w:tcPr>
+            <w:tcW w:type="dxa" w:w="2880"/>
+          </w:tcPr>
+          <w:p/>
+        </w:tc>
+        <w:tc>
+          <w:tcPr>
+            <w:tcW w:type="dxa" w:w="2880"/>
+          </w:tcPr>
+          <w:p/>
+        </w:tc>
+        <w:tc>
+          <w:tcPr>
+            <w:tcW w:type="dxa" w:w="2880"/>
+          </w:tcPr>
+          <w:p/>
+        </w:tc>
+      </w:tr>
+      <w:tr>
+        <w:tc>
+          <w:tcPr>
+            <w:tcW w:type="dxa" w:w="2880"/>
+          </w:tcPr>
+          <w:p/>
+        </w:tc>
+        <w:tc>
+          <w:tcPr>
+            <w:tcW w:type="dxa" w:w="2880"/>
+          </w:tcPr>
+          <w:p/>
+        </w:tc>
+        <w:tc>
+          <w:tcPr>
+            <w:tcW w:type="dxa" w:w="2880"/>
+          </w:tcPr>
+          <w:p/>
+        </w:tc>
+      </w:tr>
+      <w:tr>
+        <w:tc>
+          <w:tcPr>
+            <w:tcW w:type="dxa" w:w="2880"/>
+          </w:tcPr>
+          <w:p/>
+        </w:tc>
+        <w:tc>
+          <w:tcPr>
+            <w:tcW w:type="dxa" w:w="2880"/>
+          </w:tcPr>
+          <w:p/>
+        </w:tc>
+        <w:tc>
+          <w:tcPr>
+            <w:tcW w:type="dxa" w:w="2880"/>
+          </w:tcPr>
+          <w:p/>
+        </w:tc>
+      </w:tr>
+      <w:tr>
+        <w:tc>
+          <w:tcPr>
+            <w:tcW w:type="dxa" w:w="2880"/>
+          </w:tcPr>
+          <w:p/>
+        </w:tc>
+        <w:tc>
+          <w:tcPr>
+            <w:tcW w:type="dxa" w:w="2880"/>
+          </w:tcPr>
+          <w:p/>
+        </w:tc>
+        <w:tc>
+          <w:tcPr>
+            <w:tcW w:type="dxa" w:w="2880"/>
+          </w:tcPr>
+          <w:p/>
+        </w:tc>
+      </w:tr>
+      <w:tr>
+        <w:tc>
+          <w:tcPr>
+            <w:tcW w:type="dxa" w:w="2880"/>
+          </w:tcPr>
+          <w:p/>
+        </w:tc>
+        <w:tc>
+          <w:tcPr>
+            <w:tcW w:type="dxa" w:w="2880"/>
+          </w:tcPr>
+          <w:p/>
+        </w:tc>
+        <w:tc>
+          <w:tcPr>
+            <w:tcW w:type="dxa" w:w="2880"/>
+          </w:tcPr>
+          <w:p/>
+        </w:tc>
+      </w:tr>
+      <w:tr>
+        <w:tc>
+          <w:tcPr>
+            <w:tcW w:type="dxa" w:w="2880"/>
+          </w:tcPr>
           <w:p>
             <w:r>
-              <w:rPr>
-                <w:sz w:val="20"/>
-              </w:rPr>
               <w:t>Framework</w:t>
             </w:r>
           </w:p>
@@ -436,9 +445,6 @@
           </w:tcPr>
           <w:p>
             <w:r>
-              <w:rPr>
-                <w:sz w:val="20"/>
-              </w:rPr>
               <w:t>Flutter</w:t>
             </w:r>
           </w:p>
@@ -449,9 +455,6 @@
           </w:tcPr>
           <w:p>
             <w:r>
-              <w:rPr>
-                <w:sz w:val="20"/>
-              </w:rPr>
               <w:t>3.35.4</w:t>
             </w:r>
           </w:p>
@@ -464,9 +467,6 @@
           </w:tcPr>
           <w:p>
             <w:r>
-              <w:rPr>
-                <w:sz w:val="20"/>
-              </w:rPr>
               <w:t>Language</w:t>
             </w:r>
           </w:p>
@@ -477,9 +477,6 @@
           </w:tcPr>
           <w:p>
             <w:r>
-              <w:rPr>
-                <w:sz w:val="20"/>
-              </w:rPr>
               <w:t>Dart</w:t>
             </w:r>
           </w:p>
@@ -490,9 +487,6 @@
           </w:tcPr>
           <w:p>
             <w:r>
-              <w:rPr>
-                <w:sz w:val="20"/>
-              </w:rPr>
               <w:t>3.9.2</w:t>
             </w:r>
           </w:p>
@@ -505,9 +499,6 @@
           </w:tcPr>
           <w:p>
             <w:r>
-              <w:rPr>
-                <w:sz w:val="20"/>
-              </w:rPr>
               <w:t>Backend</w:t>
             </w:r>
           </w:p>
@@ -518,10 +509,7 @@
           </w:tcPr>
           <w:p>
             <w:r>
-              <w:rPr>
-                <w:sz w:val="20"/>
-              </w:rPr>
-              <w:t>Firebase (Firestore, Auth, Storage)</w:t>
+              <w:t>Firebase (Firestore, Auth, Storage, Crashlytics, FCM)</w:t>
             </w:r>
           </w:p>
         </w:tc>
@@ -531,10 +519,7 @@
           </w:tcPr>
           <w:p>
             <w:r>
-              <w:rPr>
-                <w:sz w:val="20"/>
-              </w:rPr>
-              <w:t>Latest compatible</w:t>
+              <w:t>firebase_core: 3.6.0</w:t>
             </w:r>
           </w:p>
         </w:tc>
@@ -546,9 +531,38 @@
           </w:tcPr>
           <w:p>
             <w:r>
-              <w:rPr>
-                <w:sz w:val="20"/>
-              </w:rPr>
+              <w:t>AI Engine</w:t>
+            </w:r>
+          </w:p>
+        </w:tc>
+        <w:tc>
+          <w:tcPr>
+            <w:tcW w:type="dxa" w:w="2880"/>
+          </w:tcPr>
+          <w:p>
+            <w:r>
+              <w:t>Google Gemini API</w:t>
+            </w:r>
+          </w:p>
+        </w:tc>
+        <w:tc>
+          <w:tcPr>
+            <w:tcW w:type="dxa" w:w="2880"/>
+          </w:tcPr>
+          <w:p>
+            <w:r>
+              <w:t>Via ai_api_helper.dart</w:t>
+            </w:r>
+          </w:p>
+        </w:tc>
+      </w:tr>
+      <w:tr>
+        <w:tc>
+          <w:tcPr>
+            <w:tcW w:type="dxa" w:w="2880"/>
+          </w:tcPr>
+          <w:p>
+            <w:r>
               <w:t>State Management</w:t>
             </w:r>
           </w:p>
@@ -559,10 +573,7 @@
           </w:tcPr>
           <w:p>
             <w:r>
-              <w:rPr>
-                <w:sz w:val="20"/>
-              </w:rPr>
-              <w:t>Provider</w:t>
+              <w:t>Provider pattern</w:t>
             </w:r>
           </w:p>
         </w:tc>
@@ -572,9 +583,6 @@
           </w:tcPr>
           <w:p>
             <w:r>
-              <w:rPr>
-                <w:sz w:val="20"/>
-              </w:rPr>
               <w:t>6.1.5+1</w:t>
             </w:r>
           </w:p>
@@ -587,10 +595,7 @@
           </w:tcPr>
           <w:p>
             <w:r>
-              <w:rPr>
-                <w:sz w:val="20"/>
-              </w:rPr>
-              <w:t>HTTP Client</w:t>
+              <w:t>Local Storage</w:t>
             </w:r>
           </w:p>
         </w:tc>
@@ -600,10 +605,7 @@
           </w:tcPr>
           <w:p>
             <w:r>
-              <w:rPr>
-                <w:sz w:val="20"/>
-              </w:rPr>
-              <w:t>http package</w:t>
+              <w:t>SharedPreferences + Hive</w:t>
             </w:r>
           </w:p>
         </w:tc>
@@ -613,10 +615,7 @@
           </w:tcPr>
           <w:p>
             <w:r>
-              <w:rPr>
-                <w:sz w:val="20"/>
-              </w:rPr>
-              <w:t>1.5.0</w:t>
+              <w:t>2.5.3 + 2.2.3</w:t>
             </w:r>
           </w:p>
         </w:tc>
@@ -628,10 +627,7 @@
           </w:tcPr>
           <w:p>
             <w:r>
-              <w:rPr>
-                <w:sz w:val="20"/>
-              </w:rPr>
-              <w:t>Affiliate API</w:t>
+              <w:t>Fonts</w:t>
             </w:r>
           </w:p>
         </w:tc>
@@ -641,10 +637,7 @@
           </w:tcPr>
           <w:p>
             <w:r>
-              <w:rPr>
-                <w:sz w:val="20"/>
-              </w:rPr>
-              <w:t>RevGlue iframeapi</w:t>
+              <w:t>Google Fonts (Poppins + Inter)</w:t>
             </w:r>
           </w:p>
         </w:tc>
@@ -654,10 +647,7 @@
           </w:tcPr>
           <w:p>
             <w:r>
-              <w:rPr>
-                <w:sz w:val="20"/>
-              </w:rPr>
-              <w:t>Publisher 1202</w:t>
+              <w:t>6.2.1</w:t>
             </w:r>
           </w:p>
         </w:tc>
@@ -669,10 +659,7 @@
           </w:tcPr>
           <w:p>
             <w:r>
-              <w:rPr>
-                <w:sz w:val="20"/>
-              </w:rPr>
-              <w:t>Local Storage</w:t>
+              <w:t>Payments</w:t>
             </w:r>
           </w:p>
         </w:tc>
@@ -682,10 +669,7 @@
           </w:tcPr>
           <w:p>
             <w:r>
-              <w:rPr>
-                <w:sz w:val="20"/>
-              </w:rPr>
-              <w:t>SharedPreferences / Hive</w:t>
+              <w:t>Google Play Billing + Apple IAP</w:t>
             </w:r>
           </w:p>
         </w:tc>
@@ -695,92 +679,7 @@
           </w:tcPr>
           <w:p>
             <w:r>
-              <w:rPr>
-                <w:sz w:val="20"/>
-              </w:rPr>
-              <w:t>2.5.3 / 2.2.3</w:t>
-            </w:r>
-          </w:p>
-        </w:tc>
-      </w:tr>
-      <w:tr>
-        <w:tc>
-          <w:tcPr>
-            <w:tcW w:type="dxa" w:w="2880"/>
-          </w:tcPr>
-          <w:p>
-            <w:r>
-              <w:rPr>
-                <w:sz w:val="20"/>
-              </w:rPr>
-              <w:t>In-App Purchases</w:t>
-            </w:r>
-          </w:p>
-        </w:tc>
-        <w:tc>
-          <w:tcPr>
-            <w:tcW w:type="dxa" w:w="2880"/>
-          </w:tcPr>
-          <w:p>
-            <w:r>
-              <w:rPr>
-                <w:sz w:val="20"/>
-              </w:rPr>
-              <w:t>in_app_purchase</w:t>
-            </w:r>
-          </w:p>
-        </w:tc>
-        <w:tc>
-          <w:tcPr>
-            <w:tcW w:type="dxa" w:w="2880"/>
-          </w:tcPr>
-          <w:p>
-            <w:r>
-              <w:rPr>
-                <w:sz w:val="20"/>
-              </w:rPr>
-              <w:t>3.2.0</w:t>
-            </w:r>
-          </w:p>
-        </w:tc>
-      </w:tr>
-      <w:tr>
-        <w:tc>
-          <w:tcPr>
-            <w:tcW w:type="dxa" w:w="2880"/>
-          </w:tcPr>
-          <w:p>
-            <w:r>
-              <w:rPr>
-                <w:sz w:val="20"/>
-              </w:rPr>
-              <w:t>URL Launcher</w:t>
-            </w:r>
-          </w:p>
-        </w:tc>
-        <w:tc>
-          <w:tcPr>
-            <w:tcW w:type="dxa" w:w="2880"/>
-          </w:tcPr>
-          <w:p>
-            <w:r>
-              <w:rPr>
-                <w:sz w:val="20"/>
-              </w:rPr>
-              <w:t>url_launcher</w:t>
-            </w:r>
-          </w:p>
-        </w:tc>
-        <w:tc>
-          <w:tcPr>
-            <w:tcW w:type="dxa" w:w="2880"/>
-          </w:tcPr>
-          <w:p>
-            <w:r>
-              <w:rPr>
-                <w:sz w:val="20"/>
-              </w:rPr>
-              <w:t>6.2.5</w:t>
+              <w:t>Platform native</w:t>
             </w:r>
           </w:p>
         </w:tc>
@@ -791,9 +690,6 @@
         <w:pStyle w:val="Heading1"/>
       </w:pPr>
       <w:r>
-        <w:rPr>
-          <w:color w:val="262A35"/>
-        </w:rPr>
         <w:t>2. System Architecture</w:t>
       </w:r>
     </w:p>
@@ -802,20 +698,7 @@
         <w:pStyle w:val="Heading2"/>
       </w:pPr>
       <w:r>
-        <w:rPr>
-          <w:color w:val="262A35"/>
-        </w:rPr>
         <w:t>2.1 High-Level Architecture</w:t>
-      </w:r>
-    </w:p>
-    <w:p>
-      <w:r>
-        <w:rPr>
-          <w:b w:val="0"/>
-          <w:i w:val="0"/>
-          <w:sz w:val="22"/>
-        </w:rPr>
-        <w:t>The app follows a layered architecture:</w:t>
       </w:r>
     </w:p>
     <w:p>
@@ -823,7 +706,7 @@
         <w:pStyle w:val="ListBullet"/>
       </w:pPr>
       <w:r>
-        <w:t>Presentation Layer: Flutter screens, widgets, theme</w:t>
+        <w:t>Presentation Layer: Flutter screens, widgets, theme (lib/screens/, lib/widgets/)</w:t>
       </w:r>
     </w:p>
     <w:p>
@@ -831,7 +714,7 @@
         <w:pStyle w:val="ListBullet"/>
       </w:pPr>
       <w:r>
-        <w:t>Business Logic Layer: Services (singleton pattern)</w:t>
+        <w:t>Business Logic Layer: Services (singleton pattern) (lib/services/)</w:t>
       </w:r>
     </w:p>
     <w:p>
@@ -839,7 +722,7 @@
         <w:pStyle w:val="ListBullet"/>
       </w:pPr>
       <w:r>
-        <w:t>Data Layer: Firebase Firestore, RevGlue API, local storage</w:t>
+        <w:t>Data Layer: Firebase Firestore, local storage (SharedPreferences/Hive) (lib/models/)</w:t>
       </w:r>
     </w:p>
     <w:p>
@@ -847,7 +730,15 @@
         <w:pStyle w:val="ListBullet"/>
       </w:pPr>
       <w:r>
-        <w:t>Navigation Layer: Named routes via AppRouter</w:t>
+        <w:t>Navigation Layer: Named routes via AppRouter (lib/config/router.dart)</w:t>
+      </w:r>
+    </w:p>
+    <w:p>
+      <w:pPr>
+        <w:pStyle w:val="ListBullet"/>
+      </w:pPr>
+      <w:r>
+        <w:t>Config Layer: Firebase options, theme, constants (lib/config/, lib/theme/, lib/constants/)</w:t>
       </w:r>
     </w:p>
     <w:p>
@@ -855,9 +746,6 @@
         <w:pStyle w:val="Heading2"/>
       </w:pPr>
       <w:r>
-        <w:rPr>
-          <w:color w:val="262A35"/>
-        </w:rPr>
         <w:t>2.2 Navigation Architecture</w:t>
       </w:r>
     </w:p>
@@ -865,83 +753,60 @@
       <w:r>
         <w:rPr>
           <w:b w:val="0"/>
-          <w:i w:val="0"/>
-          <w:sz w:val="22"/>
         </w:rPr>
-        <w:t>MainShell uses an IndexedStack with 7 child screens and a custom bottom navigation bar. The AppRouter handles all named route transitions with custom page animations (FadePageRoute, SlidePageRoute, ScalePageRoute).</w:t>
+        <w:t>MainShell uses an IndexedStack with 5 child screens (Home, Groups, Events, Marketplace, Profile) and a custom bottom navigation bar. The AppRouter handles all named route navigation for modal/detail screens.</w:t>
+      </w:r>
+    </w:p>
+    <w:p>
+      <w:pPr>
+        <w:pStyle w:val="Heading1"/>
+      </w:pPr>
+      <w:r>
+        <w:t>3. Service Layer</w:t>
+      </w:r>
+    </w:p>
+    <w:p>
+      <w:r>
+        <w:rPr>
+          <w:b w:val="0"/>
+        </w:rPr>
+        <w:t>All services use the singleton pattern for shared state. Key services:</w:t>
       </w:r>
     </w:p>
     <w:tbl>
       <w:tblPr>
-        <w:tblStyle w:val="LightGrid-Accent1"/>
+        <w:tblStyle w:val="TableGrid"/>
         <w:tblW w:type="auto" w:w="0"/>
-        <w:jc w:val="center"/>
         <w:tblLook w:firstColumn="1" w:firstRow="1" w:lastColumn="0" w:lastRow="0" w:noHBand="0" w:noVBand="1" w:val="04A0"/>
       </w:tblPr>
       <w:tblGrid>
-        <w:gridCol w:w="2160"/>
-        <w:gridCol w:w="2160"/>
-        <w:gridCol w:w="2160"/>
-        <w:gridCol w:w="2160"/>
+        <w:gridCol w:w="4320"/>
+        <w:gridCol w:w="4320"/>
       </w:tblGrid>
       <w:tr>
         <w:tc>
           <w:tcPr>
-            <w:tcW w:type="dxa" w:w="2160"/>
-            <w:shd w:val="clear" w:color="auto" w:fill="FF975C"/>
+            <w:tcW w:type="dxa" w:w="4320"/>
           </w:tcPr>
           <w:p>
             <w:r>
               <w:rPr>
                 <w:b/>
-                <w:sz w:val="20"/>
               </w:rPr>
-              <w:t>Index</w:t>
+              <w:t>Service</w:t>
             </w:r>
           </w:p>
         </w:tc>
         <w:tc>
           <w:tcPr>
-            <w:tcW w:type="dxa" w:w="2160"/>
-            <w:shd w:val="clear" w:color="auto" w:fill="FF975C"/>
+            <w:tcW w:type="dxa" w:w="4320"/>
           </w:tcPr>
           <w:p>
             <w:r>
               <w:rPr>
                 <w:b/>
-                <w:sz w:val="20"/>
               </w:rPr>
-              <w:t>Screen</w:t>
-            </w:r>
-          </w:p>
-        </w:tc>
-        <w:tc>
-          <w:tcPr>
-            <w:tcW w:type="dxa" w:w="2160"/>
-            <w:shd w:val="clear" w:color="auto" w:fill="FF975C"/>
-          </w:tcPr>
-          <w:p>
-            <w:r>
-              <w:rPr>
-                <w:b/>
-                <w:sz w:val="20"/>
-              </w:rPr>
-              <w:t>File</w:t>
-            </w:r>
-          </w:p>
-        </w:tc>
-        <w:tc>
-          <w:tcPr>
-            <w:tcW w:type="dxa" w:w="2160"/>
-            <w:shd w:val="clear" w:color="auto" w:fill="FF975C"/>
-          </w:tcPr>
-          <w:p>
-            <w:r>
-              <w:rPr>
-                <w:b/>
-                <w:sz w:val="20"/>
-              </w:rPr>
-              <w:t>Description</w:t>
+              <w:t>Purpose</w:t>
             </w:r>
           </w:p>
         </w:tc>
@@ -949,53 +814,399 @@
       <w:tr>
         <w:tc>
           <w:tcPr>
-            <w:tcW w:type="dxa" w:w="2160"/>
+            <w:tcW w:type="dxa" w:w="4320"/>
+          </w:tcPr>
+          <w:p/>
+        </w:tc>
+        <w:tc>
+          <w:tcPr>
+            <w:tcW w:type="dxa" w:w="4320"/>
+          </w:tcPr>
+          <w:p/>
+        </w:tc>
+      </w:tr>
+      <w:tr>
+        <w:tc>
+          <w:tcPr>
+            <w:tcW w:type="dxa" w:w="4320"/>
+          </w:tcPr>
+          <w:p/>
+        </w:tc>
+        <w:tc>
+          <w:tcPr>
+            <w:tcW w:type="dxa" w:w="4320"/>
+          </w:tcPr>
+          <w:p/>
+        </w:tc>
+      </w:tr>
+      <w:tr>
+        <w:tc>
+          <w:tcPr>
+            <w:tcW w:type="dxa" w:w="4320"/>
+          </w:tcPr>
+          <w:p/>
+        </w:tc>
+        <w:tc>
+          <w:tcPr>
+            <w:tcW w:type="dxa" w:w="4320"/>
+          </w:tcPr>
+          <w:p/>
+        </w:tc>
+      </w:tr>
+      <w:tr>
+        <w:tc>
+          <w:tcPr>
+            <w:tcW w:type="dxa" w:w="4320"/>
+          </w:tcPr>
+          <w:p/>
+        </w:tc>
+        <w:tc>
+          <w:tcPr>
+            <w:tcW w:type="dxa" w:w="4320"/>
+          </w:tcPr>
+          <w:p/>
+        </w:tc>
+      </w:tr>
+      <w:tr>
+        <w:tc>
+          <w:tcPr>
+            <w:tcW w:type="dxa" w:w="4320"/>
+          </w:tcPr>
+          <w:p/>
+        </w:tc>
+        <w:tc>
+          <w:tcPr>
+            <w:tcW w:type="dxa" w:w="4320"/>
+          </w:tcPr>
+          <w:p/>
+        </w:tc>
+      </w:tr>
+      <w:tr>
+        <w:tc>
+          <w:tcPr>
+            <w:tcW w:type="dxa" w:w="4320"/>
+          </w:tcPr>
+          <w:p/>
+        </w:tc>
+        <w:tc>
+          <w:tcPr>
+            <w:tcW w:type="dxa" w:w="4320"/>
+          </w:tcPr>
+          <w:p/>
+        </w:tc>
+      </w:tr>
+      <w:tr>
+        <w:tc>
+          <w:tcPr>
+            <w:tcW w:type="dxa" w:w="4320"/>
+          </w:tcPr>
+          <w:p/>
+        </w:tc>
+        <w:tc>
+          <w:tcPr>
+            <w:tcW w:type="dxa" w:w="4320"/>
+          </w:tcPr>
+          <w:p/>
+        </w:tc>
+      </w:tr>
+      <w:tr>
+        <w:tc>
+          <w:tcPr>
+            <w:tcW w:type="dxa" w:w="4320"/>
+          </w:tcPr>
+          <w:p/>
+        </w:tc>
+        <w:tc>
+          <w:tcPr>
+            <w:tcW w:type="dxa" w:w="4320"/>
+          </w:tcPr>
+          <w:p/>
+        </w:tc>
+      </w:tr>
+      <w:tr>
+        <w:tc>
+          <w:tcPr>
+            <w:tcW w:type="dxa" w:w="4320"/>
+          </w:tcPr>
+          <w:p/>
+        </w:tc>
+        <w:tc>
+          <w:tcPr>
+            <w:tcW w:type="dxa" w:w="4320"/>
+          </w:tcPr>
+          <w:p/>
+        </w:tc>
+      </w:tr>
+      <w:tr>
+        <w:tc>
+          <w:tcPr>
+            <w:tcW w:type="dxa" w:w="4320"/>
+          </w:tcPr>
+          <w:p/>
+        </w:tc>
+        <w:tc>
+          <w:tcPr>
+            <w:tcW w:type="dxa" w:w="4320"/>
+          </w:tcPr>
+          <w:p/>
+        </w:tc>
+      </w:tr>
+      <w:tr>
+        <w:tc>
+          <w:tcPr>
+            <w:tcW w:type="dxa" w:w="4320"/>
+          </w:tcPr>
+          <w:p/>
+        </w:tc>
+        <w:tc>
+          <w:tcPr>
+            <w:tcW w:type="dxa" w:w="4320"/>
+          </w:tcPr>
+          <w:p/>
+        </w:tc>
+      </w:tr>
+      <w:tr>
+        <w:tc>
+          <w:tcPr>
+            <w:tcW w:type="dxa" w:w="4320"/>
+          </w:tcPr>
+          <w:p/>
+        </w:tc>
+        <w:tc>
+          <w:tcPr>
+            <w:tcW w:type="dxa" w:w="4320"/>
+          </w:tcPr>
+          <w:p/>
+        </w:tc>
+      </w:tr>
+      <w:tr>
+        <w:tc>
+          <w:tcPr>
+            <w:tcW w:type="dxa" w:w="4320"/>
+          </w:tcPr>
+          <w:p/>
+        </w:tc>
+        <w:tc>
+          <w:tcPr>
+            <w:tcW w:type="dxa" w:w="4320"/>
+          </w:tcPr>
+          <w:p/>
+        </w:tc>
+      </w:tr>
+      <w:tr>
+        <w:tc>
+          <w:tcPr>
+            <w:tcW w:type="dxa" w:w="4320"/>
+          </w:tcPr>
+          <w:p/>
+        </w:tc>
+        <w:tc>
+          <w:tcPr>
+            <w:tcW w:type="dxa" w:w="4320"/>
+          </w:tcPr>
+          <w:p/>
+        </w:tc>
+      </w:tr>
+      <w:tr>
+        <w:tc>
+          <w:tcPr>
+            <w:tcW w:type="dxa" w:w="4320"/>
+          </w:tcPr>
+          <w:p/>
+        </w:tc>
+        <w:tc>
+          <w:tcPr>
+            <w:tcW w:type="dxa" w:w="4320"/>
+          </w:tcPr>
+          <w:p/>
+        </w:tc>
+      </w:tr>
+      <w:tr>
+        <w:tc>
+          <w:tcPr>
+            <w:tcW w:type="dxa" w:w="4320"/>
+          </w:tcPr>
+          <w:p/>
+        </w:tc>
+        <w:tc>
+          <w:tcPr>
+            <w:tcW w:type="dxa" w:w="4320"/>
+          </w:tcPr>
+          <w:p/>
+        </w:tc>
+      </w:tr>
+      <w:tr>
+        <w:tc>
+          <w:tcPr>
+            <w:tcW w:type="dxa" w:w="4320"/>
+          </w:tcPr>
+          <w:p/>
+        </w:tc>
+        <w:tc>
+          <w:tcPr>
+            <w:tcW w:type="dxa" w:w="4320"/>
+          </w:tcPr>
+          <w:p/>
+        </w:tc>
+      </w:tr>
+      <w:tr>
+        <w:tc>
+          <w:tcPr>
+            <w:tcW w:type="dxa" w:w="4320"/>
+          </w:tcPr>
+          <w:p/>
+        </w:tc>
+        <w:tc>
+          <w:tcPr>
+            <w:tcW w:type="dxa" w:w="4320"/>
+          </w:tcPr>
+          <w:p/>
+        </w:tc>
+      </w:tr>
+      <w:tr>
+        <w:tc>
+          <w:tcPr>
+            <w:tcW w:type="dxa" w:w="4320"/>
+          </w:tcPr>
+          <w:p/>
+        </w:tc>
+        <w:tc>
+          <w:tcPr>
+            <w:tcW w:type="dxa" w:w="4320"/>
+          </w:tcPr>
+          <w:p/>
+        </w:tc>
+      </w:tr>
+      <w:tr>
+        <w:tc>
+          <w:tcPr>
+            <w:tcW w:type="dxa" w:w="4320"/>
+          </w:tcPr>
+          <w:p/>
+        </w:tc>
+        <w:tc>
+          <w:tcPr>
+            <w:tcW w:type="dxa" w:w="4320"/>
+          </w:tcPr>
+          <w:p/>
+        </w:tc>
+      </w:tr>
+      <w:tr>
+        <w:tc>
+          <w:tcPr>
+            <w:tcW w:type="dxa" w:w="4320"/>
+          </w:tcPr>
+          <w:p/>
+        </w:tc>
+        <w:tc>
+          <w:tcPr>
+            <w:tcW w:type="dxa" w:w="4320"/>
+          </w:tcPr>
+          <w:p/>
+        </w:tc>
+      </w:tr>
+      <w:tr>
+        <w:tc>
+          <w:tcPr>
+            <w:tcW w:type="dxa" w:w="4320"/>
+          </w:tcPr>
+          <w:p/>
+        </w:tc>
+        <w:tc>
+          <w:tcPr>
+            <w:tcW w:type="dxa" w:w="4320"/>
+          </w:tcPr>
+          <w:p/>
+        </w:tc>
+      </w:tr>
+      <w:tr>
+        <w:tc>
+          <w:tcPr>
+            <w:tcW w:type="dxa" w:w="4320"/>
+          </w:tcPr>
+          <w:p/>
+        </w:tc>
+        <w:tc>
+          <w:tcPr>
+            <w:tcW w:type="dxa" w:w="4320"/>
+          </w:tcPr>
+          <w:p/>
+        </w:tc>
+      </w:tr>
+      <w:tr>
+        <w:tc>
+          <w:tcPr>
+            <w:tcW w:type="dxa" w:w="4320"/>
+          </w:tcPr>
+          <w:p/>
+        </w:tc>
+        <w:tc>
+          <w:tcPr>
+            <w:tcW w:type="dxa" w:w="4320"/>
+          </w:tcPr>
+          <w:p/>
+        </w:tc>
+      </w:tr>
+      <w:tr>
+        <w:tc>
+          <w:tcPr>
+            <w:tcW w:type="dxa" w:w="4320"/>
+          </w:tcPr>
+          <w:p/>
+        </w:tc>
+        <w:tc>
+          <w:tcPr>
+            <w:tcW w:type="dxa" w:w="4320"/>
+          </w:tcPr>
+          <w:p/>
+        </w:tc>
+      </w:tr>
+      <w:tr>
+        <w:tc>
+          <w:tcPr>
+            <w:tcW w:type="dxa" w:w="4320"/>
+          </w:tcPr>
+          <w:p/>
+        </w:tc>
+        <w:tc>
+          <w:tcPr>
+            <w:tcW w:type="dxa" w:w="4320"/>
+          </w:tcPr>
+          <w:p/>
+        </w:tc>
+      </w:tr>
+      <w:tr>
+        <w:tc>
+          <w:tcPr>
+            <w:tcW w:type="dxa" w:w="4320"/>
+          </w:tcPr>
+          <w:p/>
+        </w:tc>
+        <w:tc>
+          <w:tcPr>
+            <w:tcW w:type="dxa" w:w="4320"/>
+          </w:tcPr>
+          <w:p/>
+        </w:tc>
+      </w:tr>
+      <w:tr>
+        <w:tc>
+          <w:tcPr>
+            <w:tcW w:type="dxa" w:w="4320"/>
           </w:tcPr>
           <w:p>
             <w:r>
-              <w:rPr>
-                <w:sz w:val="20"/>
-              </w:rPr>
-              <w:t>0</w:t>
+              <w:t>FirebaseAuthService</w:t>
             </w:r>
           </w:p>
         </w:tc>
         <w:tc>
           <w:tcPr>
-            <w:tcW w:type="dxa" w:w="2160"/>
+            <w:tcW w:type="dxa" w:w="4320"/>
           </w:tcPr>
           <w:p>
             <w:r>
-              <w:rPr>
-                <w:sz w:val="20"/>
-              </w:rPr>
-              <w:t>HomeScreen</w:t>
-            </w:r>
-          </w:p>
-        </w:tc>
-        <w:tc>
-          <w:tcPr>
-            <w:tcW w:type="dxa" w:w="2160"/>
-          </w:tcPr>
-          <w:p>
-            <w:r>
-              <w:rPr>
-                <w:sz w:val="20"/>
-              </w:rPr>
-              <w:t>lib/screens/home/home_screen.dart</w:t>
-            </w:r>
-          </w:p>
-        </w:tc>
-        <w:tc>
-          <w:tcPr>
-            <w:tcW w:type="dxa" w:w="2160"/>
-          </w:tcPr>
-          <w:p>
-            <w:r>
-              <w:rPr>
-                <w:sz w:val="20"/>
-              </w:rPr>
-              <w:t>AI-powered dashboard</w:t>
+              <w:t>Firebase Auth singleton — phone OTP, sign-in, sign-out, profile creation</w:t>
             </w:r>
           </w:p>
         </w:tc>
@@ -1003,53 +1214,21 @@
       <w:tr>
         <w:tc>
           <w:tcPr>
-            <w:tcW w:type="dxa" w:w="2160"/>
+            <w:tcW w:type="dxa" w:w="4320"/>
           </w:tcPr>
           <w:p>
             <w:r>
-              <w:rPr>
-                <w:sz w:val="20"/>
-              </w:rPr>
-              <w:t>1</w:t>
+              <w:t>SubscriptionService</w:t>
             </w:r>
           </w:p>
         </w:tc>
         <w:tc>
           <w:tcPr>
-            <w:tcW w:type="dxa" w:w="2160"/>
+            <w:tcW w:type="dxa" w:w="4320"/>
           </w:tcPr>
           <w:p>
             <w:r>
-              <w:rPr>
-                <w:sz w:val="20"/>
-              </w:rPr>
-              <w:t>GroupsScreen</w:t>
-            </w:r>
-          </w:p>
-        </w:tc>
-        <w:tc>
-          <w:tcPr>
-            <w:tcW w:type="dxa" w:w="2160"/>
-          </w:tcPr>
-          <w:p>
-            <w:r>
-              <w:rPr>
-                <w:sz w:val="20"/>
-              </w:rPr>
-              <w:t>lib/screens/groups/groups_screen.dart</w:t>
-            </w:r>
-          </w:p>
-        </w:tc>
-        <w:tc>
-          <w:tcPr>
-            <w:tcW w:type="dxa" w:w="2160"/>
-          </w:tcPr>
-          <w:p>
-            <w:r>
-              <w:rPr>
-                <w:sz w:val="20"/>
-              </w:rPr>
-              <w:t>Groups and DMs</w:t>
+              <w:t>Tier management, feature gating, usage counters, purchase flow</w:t>
             </w:r>
           </w:p>
         </w:tc>
@@ -1057,53 +1236,21 @@
       <w:tr>
         <w:tc>
           <w:tcPr>
-            <w:tcW w:type="dxa" w:w="2160"/>
+            <w:tcW w:type="dxa" w:w="4320"/>
           </w:tcPr>
           <w:p>
             <w:r>
-              <w:rPr>
-                <w:sz w:val="20"/>
-              </w:rPr>
-              <w:t>2</w:t>
+              <w:t>OnboardingDataService</w:t>
             </w:r>
           </w:p>
         </w:tc>
         <w:tc>
           <w:tcPr>
-            <w:tcW w:type="dxa" w:w="2160"/>
+            <w:tcW w:type="dxa" w:w="4320"/>
           </w:tcPr>
           <w:p>
             <w:r>
-              <w:rPr>
-                <w:sz w:val="20"/>
-              </w:rPr>
-              <w:t>EventsScreen</w:t>
-            </w:r>
-          </w:p>
-        </w:tc>
-        <w:tc>
-          <w:tcPr>
-            <w:tcW w:type="dxa" w:w="2160"/>
-          </w:tcPr>
-          <w:p>
-            <w:r>
-              <w:rPr>
-                <w:sz w:val="20"/>
-              </w:rPr>
-              <w:t>lib/screens/events/events_screen.dart</w:t>
-            </w:r>
-          </w:p>
-        </w:tc>
-        <w:tc>
-          <w:tcPr>
-            <w:tcW w:type="dxa" w:w="2160"/>
-          </w:tcPr>
-          <w:p>
-            <w:r>
-              <w:rPr>
-                <w:sz w:val="20"/>
-              </w:rPr>
-              <w:t>Events and meetups</w:t>
+              <w:t>User profile data from onboarding — postcode, parenting stage, children</w:t>
             </w:r>
           </w:p>
         </w:tc>
@@ -1111,53 +1258,21 @@
       <w:tr>
         <w:tc>
           <w:tcPr>
-            <w:tcW w:type="dxa" w:w="2160"/>
+            <w:tcW w:type="dxa" w:w="4320"/>
           </w:tcPr>
           <w:p>
             <w:r>
-              <w:rPr>
-                <w:sz w:val="20"/>
-              </w:rPr>
-              <w:t>3</w:t>
+              <w:t>DefaultGroupService</w:t>
             </w:r>
           </w:p>
         </w:tc>
         <w:tc>
           <w:tcPr>
-            <w:tcW w:type="dxa" w:w="2160"/>
+            <w:tcW w:type="dxa" w:w="4320"/>
           </w:tcPr>
           <w:p>
             <w:r>
-              <w:rPr>
-                <w:sz w:val="20"/>
-              </w:rPr>
-              <w:t>MarketplaceScreen</w:t>
-            </w:r>
-          </w:p>
-        </w:tc>
-        <w:tc>
-          <w:tcPr>
-            <w:tcW w:type="dxa" w:w="2160"/>
-          </w:tcPr>
-          <w:p>
-            <w:r>
-              <w:rPr>
-                <w:sz w:val="20"/>
-              </w:rPr>
-              <w:t>lib/screens/marketplace/marketplace_screen.dart</w:t>
-            </w:r>
-          </w:p>
-        </w:tc>
-        <w:tc>
-          <w:tcPr>
-            <w:tcW w:type="dxa" w:w="2160"/>
-          </w:tcPr>
-          <w:p>
-            <w:r>
-              <w:rPr>
-                <w:sz w:val="20"/>
-              </w:rPr>
-              <w:t>Preloved marketplace</w:t>
+              <w:t>Auto-assigns users to borough groups on sign-up</w:t>
             </w:r>
           </w:p>
         </w:tc>
@@ -1165,53 +1280,21 @@
       <w:tr>
         <w:tc>
           <w:tcPr>
-            <w:tcW w:type="dxa" w:w="2160"/>
+            <w:tcW w:type="dxa" w:w="4320"/>
           </w:tcPr>
           <w:p>
             <w:r>
-              <w:rPr>
-                <w:sz w:val="20"/>
-              </w:rPr>
-              <w:t>4</w:t>
+              <w:t>PostcodeService</w:t>
             </w:r>
           </w:p>
         </w:tc>
         <w:tc>
           <w:tcPr>
-            <w:tcW w:type="dxa" w:w="2160"/>
+            <w:tcW w:type="dxa" w:w="4320"/>
           </w:tcPr>
           <w:p>
             <w:r>
-              <w:rPr>
-                <w:sz w:val="20"/>
-              </w:rPr>
-              <w:t>TripsScreen</w:t>
-            </w:r>
-          </w:p>
-        </w:tc>
-        <w:tc>
-          <w:tcPr>
-            <w:tcW w:type="dxa" w:w="2160"/>
-          </w:tcPr>
-          <w:p>
-            <w:r>
-              <w:rPr>
-                <w:sz w:val="20"/>
-              </w:rPr>
-              <w:t>lib/screens/trips/trips_screen.dart</w:t>
-            </w:r>
-          </w:p>
-        </w:tc>
-        <w:tc>
-          <w:tcPr>
-            <w:tcW w:type="dxa" w:w="2160"/>
-          </w:tcPr>
-          <w:p>
-            <w:r>
-              <w:rPr>
-                <w:sz w:val="20"/>
-              </w:rPr>
-              <w:t>Family travel</w:t>
+              <w:t>Postcode → borough resolution API</w:t>
             </w:r>
           </w:p>
         </w:tc>
@@ -1219,53 +1302,21 @@
       <w:tr>
         <w:tc>
           <w:tcPr>
-            <w:tcW w:type="dxa" w:w="2160"/>
+            <w:tcW w:type="dxa" w:w="4320"/>
           </w:tcPr>
           <w:p>
             <w:r>
-              <w:rPr>
-                <w:sz w:val="20"/>
-              </w:rPr>
-              <w:t>5</w:t>
+              <w:t>GroupService (via screens)</w:t>
             </w:r>
           </w:p>
         </w:tc>
         <w:tc>
           <w:tcPr>
-            <w:tcW w:type="dxa" w:w="2160"/>
+            <w:tcW w:type="dxa" w:w="4320"/>
           </w:tcPr>
           <w:p>
             <w:r>
-              <w:rPr>
-                <w:sz w:val="20"/>
-              </w:rPr>
-              <w:t>DealsScreen</w:t>
-            </w:r>
-          </w:p>
-        </w:tc>
-        <w:tc>
-          <w:tcPr>
-            <w:tcW w:type="dxa" w:w="2160"/>
-          </w:tcPr>
-          <w:p>
-            <w:r>
-              <w:rPr>
-                <w:sz w:val="20"/>
-              </w:rPr>
-              <w:t>lib/screens/deals/deals_screen.dart</w:t>
-            </w:r>
-          </w:p>
-        </w:tc>
-        <w:tc>
-          <w:tcPr>
-            <w:tcW w:type="dxa" w:w="2160"/>
-          </w:tcPr>
-          <w:p>
-            <w:r>
-              <w:rPr>
-                <w:sz w:val="20"/>
-              </w:rPr>
-              <w:t>RevGlue affiliate deals</w:t>
+              <w:t>CRUD for groups — Firestore-backed</w:t>
             </w:r>
           </w:p>
         </w:tc>
@@ -1273,53 +1324,461 @@
       <w:tr>
         <w:tc>
           <w:tcPr>
-            <w:tcW w:type="dxa" w:w="2160"/>
+            <w:tcW w:type="dxa" w:w="4320"/>
           </w:tcPr>
           <w:p>
             <w:r>
-              <w:rPr>
-                <w:sz w:val="20"/>
-              </w:rPr>
-              <w:t>6</w:t>
+              <w:t>DMService</w:t>
             </w:r>
           </w:p>
         </w:tc>
         <w:tc>
           <w:tcPr>
-            <w:tcW w:type="dxa" w:w="2160"/>
+            <w:tcW w:type="dxa" w:w="4320"/>
           </w:tcPr>
           <w:p>
             <w:r>
-              <w:rPr>
-                <w:sz w:val="20"/>
-              </w:rPr>
-              <w:t>ProfileScreen</w:t>
+              <w:t>Direct message threads — Firestore real-time streams</w:t>
+            </w:r>
+          </w:p>
+        </w:tc>
+      </w:tr>
+      <w:tr>
+        <w:tc>
+          <w:tcPr>
+            <w:tcW w:type="dxa" w:w="4320"/>
+          </w:tcPr>
+          <w:p>
+            <w:r>
+              <w:t>EventService</w:t>
             </w:r>
           </w:p>
         </w:tc>
         <w:tc>
           <w:tcPr>
-            <w:tcW w:type="dxa" w:w="2160"/>
+            <w:tcW w:type="dxa" w:w="4320"/>
           </w:tcPr>
           <w:p>
             <w:r>
-              <w:rPr>
-                <w:sz w:val="20"/>
-              </w:rPr>
-              <w:t>lib/screens/profile/profile_screen.dart</w:t>
+              <w:t>Events CRUD and discovery — Firestore + AI</w:t>
+            </w:r>
+          </w:p>
+        </w:tc>
+      </w:tr>
+      <w:tr>
+        <w:tc>
+          <w:tcPr>
+            <w:tcW w:type="dxa" w:w="4320"/>
+          </w:tcPr>
+          <w:p>
+            <w:r>
+              <w:t>MeetupService</w:t>
             </w:r>
           </w:p>
         </w:tc>
         <w:tc>
           <w:tcPr>
-            <w:tcW w:type="dxa" w:w="2160"/>
+            <w:tcW w:type="dxa" w:w="4320"/>
           </w:tcPr>
           <w:p>
             <w:r>
-              <w:rPr>
-                <w:sz w:val="20"/>
-              </w:rPr>
-              <w:t>User profile and settings</w:t>
+              <w:t>Meetup creation, RSVP, and management</w:t>
+            </w:r>
+          </w:p>
+        </w:tc>
+      </w:tr>
+      <w:tr>
+        <w:tc>
+          <w:tcPr>
+            <w:tcW w:type="dxa" w:w="4320"/>
+          </w:tcPr>
+          <w:p>
+            <w:r>
+              <w:t>RehomeService</w:t>
+            </w:r>
+          </w:p>
+        </w:tc>
+        <w:tc>
+          <w:tcPr>
+            <w:tcW w:type="dxa" w:w="4320"/>
+          </w:tcPr>
+          <w:p>
+            <w:r>
+              <w:t>Marketplace listing CRUD (file: rehome_service.dart)</w:t>
+            </w:r>
+          </w:p>
+        </w:tc>
+      </w:tr>
+      <w:tr>
+        <w:tc>
+          <w:tcPr>
+            <w:tcW w:type="dxa" w:w="4320"/>
+          </w:tcPr>
+          <w:p>
+            <w:r>
+              <w:t>AiCopilotService</w:t>
+            </w:r>
+          </w:p>
+        </w:tc>
+        <w:tc>
+          <w:tcPr>
+            <w:tcW w:type="dxa" w:w="4320"/>
+          </w:tcPr>
+          <w:p>
+            <w:r>
+              <w:t>AI Chat Helper — Gemini API integration</w:t>
+            </w:r>
+          </w:p>
+        </w:tc>
+      </w:tr>
+      <w:tr>
+        <w:tc>
+          <w:tcPr>
+            <w:tcW w:type="dxa" w:w="4320"/>
+          </w:tcPr>
+          <w:p>
+            <w:r>
+              <w:t>AiFeedService</w:t>
+            </w:r>
+          </w:p>
+        </w:tc>
+        <w:tc>
+          <w:tcPr>
+            <w:tcW w:type="dxa" w:w="4320"/>
+          </w:tcPr>
+          <w:p>
+            <w:r>
+              <w:t>Smart feed scoring and personalisation</w:t>
+            </w:r>
+          </w:p>
+        </w:tc>
+      </w:tr>
+      <w:tr>
+        <w:tc>
+          <w:tcPr>
+            <w:tcW w:type="dxa" w:w="4320"/>
+          </w:tcPr>
+          <w:p>
+            <w:r>
+              <w:t>AiEventDiscoveryService</w:t>
+            </w:r>
+          </w:p>
+        </w:tc>
+        <w:tc>
+          <w:tcPr>
+            <w:tcW w:type="dxa" w:w="4320"/>
+          </w:tcPr>
+          <w:p>
+            <w:r>
+              <w:t>Daily local event discovery via Gemini</w:t>
+            </w:r>
+          </w:p>
+        </w:tc>
+      </w:tr>
+      <w:tr>
+        <w:tc>
+          <w:tcPr>
+            <w:tcW w:type="dxa" w:w="4320"/>
+          </w:tcPr>
+          <w:p>
+            <w:r>
+              <w:t>AiChatSummariserService</w:t>
+            </w:r>
+          </w:p>
+        </w:tc>
+        <w:tc>
+          <w:tcPr>
+            <w:tcW w:type="dxa" w:w="4320"/>
+          </w:tcPr>
+          <w:p>
+            <w:r>
+              <w:t>Group chat summarisation</w:t>
+            </w:r>
+          </w:p>
+        </w:tc>
+      </w:tr>
+      <w:tr>
+        <w:tc>
+          <w:tcPr>
+            <w:tcW w:type="dxa" w:w="4320"/>
+          </w:tcPr>
+          <w:p>
+            <w:r>
+              <w:t>AiListingService</w:t>
+            </w:r>
+          </w:p>
+        </w:tc>
+        <w:tc>
+          <w:tcPr>
+            <w:tcW w:type="dxa" w:w="4320"/>
+          </w:tcPr>
+          <w:p>
+            <w:r>
+              <w:t>Marketplace AI Listing Writer</w:t>
+            </w:r>
+          </w:p>
+        </w:tc>
+      </w:tr>
+      <w:tr>
+        <w:tc>
+          <w:tcPr>
+            <w:tcW w:type="dxa" w:w="4320"/>
+          </w:tcPr>
+          <w:p>
+            <w:r>
+              <w:t>AiMatchmakerService</w:t>
+            </w:r>
+          </w:p>
+        </w:tc>
+        <w:tc>
+          <w:tcPr>
+            <w:tcW w:type="dxa" w:w="4320"/>
+          </w:tcPr>
+          <w:p>
+            <w:r>
+              <w:t>AI Meetup Matchmaker (Circle tier)</w:t>
+            </w:r>
+          </w:p>
+        </w:tc>
+      </w:tr>
+      <w:tr>
+        <w:tc>
+          <w:tcPr>
+            <w:tcW w:type="dxa" w:w="4320"/>
+          </w:tcPr>
+          <w:p>
+            <w:r>
+              <w:t>GeminiSystemPromptBuilder</w:t>
+            </w:r>
+          </w:p>
+        </w:tc>
+        <w:tc>
+          <w:tcPr>
+            <w:tcW w:type="dxa" w:w="4320"/>
+          </w:tcPr>
+          <w:p>
+            <w:r>
+              <w:t>Assembles borough-grounded Gemini prompts</w:t>
+            </w:r>
+          </w:p>
+        </w:tc>
+      </w:tr>
+      <w:tr>
+        <w:tc>
+          <w:tcPr>
+            <w:tcW w:type="dxa" w:w="4320"/>
+          </w:tcPr>
+          <w:p>
+            <w:r>
+              <w:t>BoroughScopeGuard</w:t>
+            </w:r>
+          </w:p>
+        </w:tc>
+        <w:tc>
+          <w:tcPr>
+            <w:tcW w:type="dxa" w:w="4320"/>
+          </w:tcPr>
+          <w:p>
+            <w:r>
+              <w:t>Enforces borough-scoped data access</w:t>
+            </w:r>
+          </w:p>
+        </w:tc>
+      </w:tr>
+      <w:tr>
+        <w:tc>
+          <w:tcPr>
+            <w:tcW w:type="dxa" w:w="4320"/>
+          </w:tcPr>
+          <w:p>
+            <w:r>
+              <w:t>TutorialService</w:t>
+            </w:r>
+          </w:p>
+        </w:tc>
+        <w:tc>
+          <w:tcPr>
+            <w:tcW w:type="dxa" w:w="4320"/>
+          </w:tcPr>
+          <w:p>
+            <w:r>
+              <w:t>In-app tutorial overlay lifecycle management</w:t>
+            </w:r>
+          </w:p>
+        </w:tc>
+      </w:tr>
+      <w:tr>
+        <w:tc>
+          <w:tcPr>
+            <w:tcW w:type="dxa" w:w="4320"/>
+          </w:tcPr>
+          <w:p>
+            <w:r>
+              <w:t>AnnouncementService</w:t>
+            </w:r>
+          </w:p>
+        </w:tc>
+        <w:tc>
+          <w:tcPr>
+            <w:tcW w:type="dxa" w:w="4320"/>
+          </w:tcPr>
+          <w:p>
+            <w:r>
+              <w:t>Community announcements — Firestore-backed</w:t>
+            </w:r>
+          </w:p>
+        </w:tc>
+      </w:tr>
+      <w:tr>
+        <w:tc>
+          <w:tcPr>
+            <w:tcW w:type="dxa" w:w="4320"/>
+          </w:tcPr>
+          <w:p>
+            <w:r>
+              <w:t>InvitationService</w:t>
+            </w:r>
+          </w:p>
+        </w:tc>
+        <w:tc>
+          <w:tcPr>
+            <w:tcW w:type="dxa" w:w="4320"/>
+          </w:tcPr>
+          <w:p>
+            <w:r>
+              <w:t>Group invitation management</w:t>
+            </w:r>
+          </w:p>
+        </w:tc>
+      </w:tr>
+      <w:tr>
+        <w:tc>
+          <w:tcPr>
+            <w:tcW w:type="dxa" w:w="4320"/>
+          </w:tcPr>
+          <w:p>
+            <w:r>
+              <w:t>PollService</w:t>
+            </w:r>
+          </w:p>
+        </w:tc>
+        <w:tc>
+          <w:tcPr>
+            <w:tcW w:type="dxa" w:w="4320"/>
+          </w:tcPr>
+          <w:p>
+            <w:r>
+              <w:t>Group polls CRUD and voting</w:t>
+            </w:r>
+          </w:p>
+        </w:tc>
+      </w:tr>
+      <w:tr>
+        <w:tc>
+          <w:tcPr>
+            <w:tcW w:type="dxa" w:w="4320"/>
+          </w:tcPr>
+          <w:p>
+            <w:r>
+              <w:t>SavedMessageService</w:t>
+            </w:r>
+          </w:p>
+        </w:tc>
+        <w:tc>
+          <w:tcPr>
+            <w:tcW w:type="dxa" w:w="4320"/>
+          </w:tcPr>
+          <w:p>
+            <w:r>
+              <w:t>Bookmark messages for later</w:t>
+            </w:r>
+          </w:p>
+        </w:tc>
+      </w:tr>
+      <w:tr>
+        <w:tc>
+          <w:tcPr>
+            <w:tcW w:type="dxa" w:w="4320"/>
+          </w:tcPr>
+          <w:p>
+            <w:r>
+              <w:t>FeedbackService</w:t>
+            </w:r>
+          </w:p>
+        </w:tc>
+        <w:tc>
+          <w:tcPr>
+            <w:tcW w:type="dxa" w:w="4320"/>
+          </w:tcPr>
+          <w:p>
+            <w:r>
+              <w:t>User feedback on AI responses</w:t>
+            </w:r>
+          </w:p>
+        </w:tc>
+      </w:tr>
+      <w:tr>
+        <w:tc>
+          <w:tcPr>
+            <w:tcW w:type="dxa" w:w="4320"/>
+          </w:tcPr>
+          <w:p>
+            <w:r>
+              <w:t>PaymentService</w:t>
+            </w:r>
+          </w:p>
+        </w:tc>
+        <w:tc>
+          <w:tcPr>
+            <w:tcW w:type="dxa" w:w="4320"/>
+          </w:tcPr>
+          <w:p>
+            <w:r>
+              <w:t>Subscription purchase flow — Play Billing / Apple IAP</w:t>
+            </w:r>
+          </w:p>
+        </w:tc>
+      </w:tr>
+      <w:tr>
+        <w:tc>
+          <w:tcPr>
+            <w:tcW w:type="dxa" w:w="4320"/>
+          </w:tcPr>
+          <w:p>
+            <w:r>
+              <w:t>BiometricAuthService</w:t>
+            </w:r>
+          </w:p>
+        </w:tc>
+        <w:tc>
+          <w:tcPr>
+            <w:tcW w:type="dxa" w:w="4320"/>
+          </w:tcPr>
+          <w:p>
+            <w:r>
+              <w:t>Optional biometric lock for the app</w:t>
+            </w:r>
+          </w:p>
+        </w:tc>
+      </w:tr>
+      <w:tr>
+        <w:tc>
+          <w:tcPr>
+            <w:tcW w:type="dxa" w:w="4320"/>
+          </w:tcPr>
+          <w:p>
+            <w:r>
+              <w:t>BackupRestoreService</w:t>
+            </w:r>
+          </w:p>
+        </w:tc>
+        <w:tc>
+          <w:tcPr>
+            <w:tcW w:type="dxa" w:w="4320"/>
+          </w:tcPr>
+          <w:p>
+            <w:r>
+              <w:t>User data export and restore</w:t>
             </w:r>
           </w:p>
         </w:tc>
@@ -1330,665 +1789,7 @@
         <w:pStyle w:val="Heading1"/>
       </w:pPr>
       <w:r>
-        <w:rPr>
-          <w:color w:val="262A35"/>
-        </w:rPr>
-        <w:t>3. Service Layer</w:t>
-      </w:r>
-    </w:p>
-    <w:p>
-      <w:r>
-        <w:rPr>
-          <w:b w:val="0"/>
-          <w:i w:val="0"/>
-          <w:sz w:val="22"/>
-        </w:rPr>
-        <w:t>All services use the singleton pattern for shared state:</w:t>
-      </w:r>
-    </w:p>
-    <w:tbl>
-      <w:tblPr>
-        <w:tblStyle w:val="LightGrid-Accent1"/>
-        <w:tblW w:type="auto" w:w="0"/>
-        <w:jc w:val="center"/>
-        <w:tblLook w:firstColumn="1" w:firstRow="1" w:lastColumn="0" w:lastRow="0" w:noHBand="0" w:noVBand="1" w:val="04A0"/>
-      </w:tblPr>
-      <w:tblGrid>
-        <w:gridCol w:w="2880"/>
-        <w:gridCol w:w="2880"/>
-        <w:gridCol w:w="2880"/>
-      </w:tblGrid>
-      <w:tr>
-        <w:tc>
-          <w:tcPr>
-            <w:tcW w:type="dxa" w:w="2880"/>
-            <w:shd w:val="clear" w:color="auto" w:fill="FF975C"/>
-          </w:tcPr>
-          <w:p>
-            <w:r>
-              <w:rPr>
-                <w:b/>
-                <w:sz w:val="20"/>
-              </w:rPr>
-              <w:t>Service</w:t>
-            </w:r>
-          </w:p>
-        </w:tc>
-        <w:tc>
-          <w:tcPr>
-            <w:tcW w:type="dxa" w:w="2880"/>
-            <w:shd w:val="clear" w:color="auto" w:fill="FF975C"/>
-          </w:tcPr>
-          <w:p>
-            <w:r>
-              <w:rPr>
-                <w:b/>
-                <w:sz w:val="20"/>
-              </w:rPr>
-              <w:t>File</w:t>
-            </w:r>
-          </w:p>
-        </w:tc>
-        <w:tc>
-          <w:tcPr>
-            <w:tcW w:type="dxa" w:w="2880"/>
-            <w:shd w:val="clear" w:color="auto" w:fill="FF975C"/>
-          </w:tcPr>
-          <w:p>
-            <w:r>
-              <w:rPr>
-                <w:b/>
-                <w:sz w:val="20"/>
-              </w:rPr>
-              <w:t>Responsibility</w:t>
-            </w:r>
-          </w:p>
-        </w:tc>
-      </w:tr>
-      <w:tr>
-        <w:tc>
-          <w:tcPr>
-            <w:tcW w:type="dxa" w:w="2880"/>
-          </w:tcPr>
-          <w:p>
-            <w:r>
-              <w:rPr>
-                <w:sz w:val="20"/>
-              </w:rPr>
-              <w:t>SubscriptionService</w:t>
-            </w:r>
-          </w:p>
-        </w:tc>
-        <w:tc>
-          <w:tcPr>
-            <w:tcW w:type="dxa" w:w="2880"/>
-          </w:tcPr>
-          <w:p>
-            <w:r>
-              <w:rPr>
-                <w:sz w:val="20"/>
-              </w:rPr>
-              <w:t>subscription_service.dart</w:t>
-            </w:r>
-          </w:p>
-        </w:tc>
-        <w:tc>
-          <w:tcPr>
-            <w:tcW w:type="dxa" w:w="2880"/>
-          </w:tcPr>
-          <w:p>
-            <w:r>
-              <w:rPr>
-                <w:sz w:val="20"/>
-              </w:rPr>
-              <w:t>Tier management, feature gating, usage tracking</w:t>
-            </w:r>
-          </w:p>
-        </w:tc>
-      </w:tr>
-      <w:tr>
-        <w:tc>
-          <w:tcPr>
-            <w:tcW w:type="dxa" w:w="2880"/>
-          </w:tcPr>
-          <w:p>
-            <w:r>
-              <w:rPr>
-                <w:sz w:val="20"/>
-              </w:rPr>
-              <w:t>RevGlueService</w:t>
-            </w:r>
-          </w:p>
-        </w:tc>
-        <w:tc>
-          <w:tcPr>
-            <w:tcW w:type="dxa" w:w="2880"/>
-          </w:tcPr>
-          <w:p>
-            <w:r>
-              <w:rPr>
-                <w:sz w:val="20"/>
-              </w:rPr>
-              <w:t>revglue_service.dart</w:t>
-            </w:r>
-          </w:p>
-        </w:tc>
-        <w:tc>
-          <w:tcPr>
-            <w:tcW w:type="dxa" w:w="2880"/>
-          </w:tcPr>
-          <w:p>
-            <w:r>
-              <w:rPr>
-                <w:sz w:val="20"/>
-              </w:rPr>
-              <w:t>Affiliate deals API, store/coupon data, caching</w:t>
-            </w:r>
-          </w:p>
-        </w:tc>
-      </w:tr>
-      <w:tr>
-        <w:tc>
-          <w:tcPr>
-            <w:tcW w:type="dxa" w:w="2880"/>
-          </w:tcPr>
-          <w:p>
-            <w:r>
-              <w:rPr>
-                <w:sz w:val="20"/>
-              </w:rPr>
-              <w:t>TutorialService</w:t>
-            </w:r>
-          </w:p>
-        </w:tc>
-        <w:tc>
-          <w:tcPr>
-            <w:tcW w:type="dxa" w:w="2880"/>
-          </w:tcPr>
-          <w:p>
-            <w:r>
-              <w:rPr>
-                <w:sz w:val="20"/>
-              </w:rPr>
-              <w:t>tutorial_service.dart</w:t>
-            </w:r>
-          </w:p>
-        </w:tc>
-        <w:tc>
-          <w:tcPr>
-            <w:tcW w:type="dxa" w:w="2880"/>
-          </w:tcPr>
-          <w:p>
-            <w:r>
-              <w:rPr>
-                <w:sz w:val="20"/>
-              </w:rPr>
-              <w:t>Onboarding tutorial state and step definitions</w:t>
-            </w:r>
-          </w:p>
-        </w:tc>
-      </w:tr>
-      <w:tr>
-        <w:tc>
-          <w:tcPr>
-            <w:tcW w:type="dxa" w:w="2880"/>
-          </w:tcPr>
-          <w:p>
-            <w:r>
-              <w:rPr>
-                <w:sz w:val="20"/>
-              </w:rPr>
-              <w:t>OTPService</w:t>
-            </w:r>
-          </w:p>
-        </w:tc>
-        <w:tc>
-          <w:tcPr>
-            <w:tcW w:type="dxa" w:w="2880"/>
-          </w:tcPr>
-          <w:p>
-            <w:r>
-              <w:rPr>
-                <w:sz w:val="20"/>
-              </w:rPr>
-              <w:t>otp_service.dart</w:t>
-            </w:r>
-          </w:p>
-        </w:tc>
-        <w:tc>
-          <w:tcPr>
-            <w:tcW w:type="dxa" w:w="2880"/>
-          </w:tcPr>
-          <w:p>
-            <w:r>
-              <w:rPr>
-                <w:sz w:val="20"/>
-              </w:rPr>
-              <w:t>Phone verification OTP generation and validation</w:t>
-            </w:r>
-          </w:p>
-        </w:tc>
-      </w:tr>
-      <w:tr>
-        <w:tc>
-          <w:tcPr>
-            <w:tcW w:type="dxa" w:w="2880"/>
-          </w:tcPr>
-          <w:p>
-            <w:r>
-              <w:rPr>
-                <w:sz w:val="20"/>
-              </w:rPr>
-              <w:t>TestAccountService</w:t>
-            </w:r>
-          </w:p>
-        </w:tc>
-        <w:tc>
-          <w:tcPr>
-            <w:tcW w:type="dxa" w:w="2880"/>
-          </w:tcPr>
-          <w:p>
-            <w:r>
-              <w:rPr>
-                <w:sz w:val="20"/>
-              </w:rPr>
-              <w:t>test_account_service.dart</w:t>
-            </w:r>
-          </w:p>
-        </w:tc>
-        <w:tc>
-          <w:tcPr>
-            <w:tcW w:type="dxa" w:w="2880"/>
-          </w:tcPr>
-          <w:p>
-            <w:r>
-              <w:rPr>
-                <w:sz w:val="20"/>
-              </w:rPr>
-              <w:t>Demo account profiles and data</w:t>
-            </w:r>
-          </w:p>
-        </w:tc>
-      </w:tr>
-      <w:tr>
-        <w:tc>
-          <w:tcPr>
-            <w:tcW w:type="dxa" w:w="2880"/>
-          </w:tcPr>
-          <w:p>
-            <w:r>
-              <w:rPr>
-                <w:sz w:val="20"/>
-              </w:rPr>
-              <w:t>FirebaseAuthService</w:t>
-            </w:r>
-          </w:p>
-        </w:tc>
-        <w:tc>
-          <w:tcPr>
-            <w:tcW w:type="dxa" w:w="2880"/>
-          </w:tcPr>
-          <w:p>
-            <w:r>
-              <w:rPr>
-                <w:sz w:val="20"/>
-              </w:rPr>
-              <w:t>firebase_auth_service.dart</w:t>
-            </w:r>
-          </w:p>
-        </w:tc>
-        <w:tc>
-          <w:tcPr>
-            <w:tcW w:type="dxa" w:w="2880"/>
-          </w:tcPr>
-          <w:p>
-            <w:r>
-              <w:rPr>
-                <w:sz w:val="20"/>
-              </w:rPr>
-              <w:t>Authentication flows</w:t>
-            </w:r>
-          </w:p>
-        </w:tc>
-      </w:tr>
-      <w:tr>
-        <w:tc>
-          <w:tcPr>
-            <w:tcW w:type="dxa" w:w="2880"/>
-          </w:tcPr>
-          <w:p>
-            <w:r>
-              <w:rPr>
-                <w:sz w:val="20"/>
-              </w:rPr>
-              <w:t>EventService</w:t>
-            </w:r>
-          </w:p>
-        </w:tc>
-        <w:tc>
-          <w:tcPr>
-            <w:tcW w:type="dxa" w:w="2880"/>
-          </w:tcPr>
-          <w:p>
-            <w:r>
-              <w:rPr>
-                <w:sz w:val="20"/>
-              </w:rPr>
-              <w:t>event_service.dart</w:t>
-            </w:r>
-          </w:p>
-        </w:tc>
-        <w:tc>
-          <w:tcPr>
-            <w:tcW w:type="dxa" w:w="2880"/>
-          </w:tcPr>
-          <w:p>
-            <w:r>
-              <w:rPr>
-                <w:sz w:val="20"/>
-              </w:rPr>
-              <w:t>Event data management</w:t>
-            </w:r>
-          </w:p>
-        </w:tc>
-      </w:tr>
-      <w:tr>
-        <w:tc>
-          <w:tcPr>
-            <w:tcW w:type="dxa" w:w="2880"/>
-          </w:tcPr>
-          <w:p>
-            <w:r>
-              <w:rPr>
-                <w:sz w:val="20"/>
-              </w:rPr>
-              <w:t>RehomeService</w:t>
-            </w:r>
-          </w:p>
-        </w:tc>
-        <w:tc>
-          <w:tcPr>
-            <w:tcW w:type="dxa" w:w="2880"/>
-          </w:tcPr>
-          <w:p>
-            <w:r>
-              <w:rPr>
-                <w:sz w:val="20"/>
-              </w:rPr>
-              <w:t>rehome_service.dart</w:t>
-            </w:r>
-          </w:p>
-        </w:tc>
-        <w:tc>
-          <w:tcPr>
-            <w:tcW w:type="dxa" w:w="2880"/>
-          </w:tcPr>
-          <w:p>
-            <w:r>
-              <w:rPr>
-                <w:sz w:val="20"/>
-              </w:rPr>
-              <w:t>Marketplace listing management</w:t>
-            </w:r>
-          </w:p>
-        </w:tc>
-      </w:tr>
-      <w:tr>
-        <w:tc>
-          <w:tcPr>
-            <w:tcW w:type="dxa" w:w="2880"/>
-          </w:tcPr>
-          <w:p>
-            <w:r>
-              <w:rPr>
-                <w:sz w:val="20"/>
-              </w:rPr>
-              <w:t>TravelService</w:t>
-            </w:r>
-          </w:p>
-        </w:tc>
-        <w:tc>
-          <w:tcPr>
-            <w:tcW w:type="dxa" w:w="2880"/>
-          </w:tcPr>
-          <w:p>
-            <w:r>
-              <w:rPr>
-                <w:sz w:val="20"/>
-              </w:rPr>
-              <w:t>travel_service.dart</w:t>
-            </w:r>
-          </w:p>
-        </w:tc>
-        <w:tc>
-          <w:tcPr>
-            <w:tcW w:type="dxa" w:w="2880"/>
-          </w:tcPr>
-          <w:p>
-            <w:r>
-              <w:rPr>
-                <w:sz w:val="20"/>
-              </w:rPr>
-              <w:t>Travel destination and trip data</w:t>
-            </w:r>
-          </w:p>
-        </w:tc>
-      </w:tr>
-      <w:tr>
-        <w:tc>
-          <w:tcPr>
-            <w:tcW w:type="dxa" w:w="2880"/>
-          </w:tcPr>
-          <w:p>
-            <w:r>
-              <w:rPr>
-                <w:sz w:val="20"/>
-              </w:rPr>
-              <w:t>AiCopilotService</w:t>
-            </w:r>
-          </w:p>
-        </w:tc>
-        <w:tc>
-          <w:tcPr>
-            <w:tcW w:type="dxa" w:w="2880"/>
-          </w:tcPr>
-          <w:p>
-            <w:r>
-              <w:rPr>
-                <w:sz w:val="20"/>
-              </w:rPr>
-              <w:t>ai_copilot_service.dart</w:t>
-            </w:r>
-          </w:p>
-        </w:tc>
-        <w:tc>
-          <w:tcPr>
-            <w:tcW w:type="dxa" w:w="2880"/>
-          </w:tcPr>
-          <w:p>
-            <w:r>
-              <w:rPr>
-                <w:sz w:val="20"/>
-              </w:rPr>
-              <w:t>AI chatbot conversations</w:t>
-            </w:r>
-          </w:p>
-        </w:tc>
-      </w:tr>
-      <w:tr>
-        <w:tc>
-          <w:tcPr>
-            <w:tcW w:type="dxa" w:w="2880"/>
-          </w:tcPr>
-          <w:p>
-            <w:r>
-              <w:rPr>
-                <w:sz w:val="20"/>
-              </w:rPr>
-              <w:t>AiChatSummariserService</w:t>
-            </w:r>
-          </w:p>
-        </w:tc>
-        <w:tc>
-          <w:tcPr>
-            <w:tcW w:type="dxa" w:w="2880"/>
-          </w:tcPr>
-          <w:p>
-            <w:r>
-              <w:rPr>
-                <w:sz w:val="20"/>
-              </w:rPr>
-              <w:t>ai_chat_summariser_service.dart</w:t>
-            </w:r>
-          </w:p>
-        </w:tc>
-        <w:tc>
-          <w:tcPr>
-            <w:tcW w:type="dxa" w:w="2880"/>
-          </w:tcPr>
-          <w:p>
-            <w:r>
-              <w:rPr>
-                <w:sz w:val="20"/>
-              </w:rPr>
-              <w:t>Chat summary generation</w:t>
-            </w:r>
-          </w:p>
-        </w:tc>
-      </w:tr>
-      <w:tr>
-        <w:tc>
-          <w:tcPr>
-            <w:tcW w:type="dxa" w:w="2880"/>
-          </w:tcPr>
-          <w:p>
-            <w:r>
-              <w:rPr>
-                <w:sz w:val="20"/>
-              </w:rPr>
-              <w:t>AiListingGeneratorService</w:t>
-            </w:r>
-          </w:p>
-        </w:tc>
-        <w:tc>
-          <w:tcPr>
-            <w:tcW w:type="dxa" w:w="2880"/>
-          </w:tcPr>
-          <w:p>
-            <w:r>
-              <w:rPr>
-                <w:sz w:val="20"/>
-              </w:rPr>
-              <w:t>ai_listing_generator_service.dart</w:t>
-            </w:r>
-          </w:p>
-        </w:tc>
-        <w:tc>
-          <w:tcPr>
-            <w:tcW w:type="dxa" w:w="2880"/>
-          </w:tcPr>
-          <w:p>
-            <w:r>
-              <w:rPr>
-                <w:sz w:val="20"/>
-              </w:rPr>
-              <w:t>AI marketplace listings</w:t>
-            </w:r>
-          </w:p>
-        </w:tc>
-      </w:tr>
-      <w:tr>
-        <w:tc>
-          <w:tcPr>
-            <w:tcW w:type="dxa" w:w="2880"/>
-          </w:tcPr>
-          <w:p>
-            <w:r>
-              <w:rPr>
-                <w:sz w:val="20"/>
-              </w:rPr>
-              <w:t>AiMatchmakerService</w:t>
-            </w:r>
-          </w:p>
-        </w:tc>
-        <w:tc>
-          <w:tcPr>
-            <w:tcW w:type="dxa" w:w="2880"/>
-          </w:tcPr>
-          <w:p>
-            <w:r>
-              <w:rPr>
-                <w:sz w:val="20"/>
-              </w:rPr>
-              <w:t>ai_matchmaker_service.dart</w:t>
-            </w:r>
-          </w:p>
-        </w:tc>
-        <w:tc>
-          <w:tcPr>
-            <w:tcW w:type="dxa" w:w="2880"/>
-          </w:tcPr>
-          <w:p>
-            <w:r>
-              <w:rPr>
-                <w:sz w:val="20"/>
-              </w:rPr>
-              <w:t>AI parent matching</w:t>
-            </w:r>
-          </w:p>
-        </w:tc>
-      </w:tr>
-      <w:tr>
-        <w:tc>
-          <w:tcPr>
-            <w:tcW w:type="dxa" w:w="2880"/>
-          </w:tcPr>
-          <w:p>
-            <w:r>
-              <w:rPr>
-                <w:sz w:val="20"/>
-              </w:rPr>
-              <w:t>AiSmartFeedService</w:t>
-            </w:r>
-          </w:p>
-        </w:tc>
-        <w:tc>
-          <w:tcPr>
-            <w:tcW w:type="dxa" w:w="2880"/>
-          </w:tcPr>
-          <w:p>
-            <w:r>
-              <w:rPr>
-                <w:sz w:val="20"/>
-              </w:rPr>
-              <w:t>ai_smart_feed_service.dart</w:t>
-            </w:r>
-          </w:p>
-        </w:tc>
-        <w:tc>
-          <w:tcPr>
-            <w:tcW w:type="dxa" w:w="2880"/>
-          </w:tcPr>
-          <w:p>
-            <w:r>
-              <w:rPr>
-                <w:sz w:val="20"/>
-              </w:rPr>
-              <w:t>Personalised feed ranking</w:t>
-            </w:r>
-          </w:p>
-        </w:tc>
-      </w:tr>
-    </w:tbl>
-    <w:p>
-      <w:pPr>
-        <w:pStyle w:val="Heading1"/>
-      </w:pPr>
-      <w:r>
-        <w:rPr>
-          <w:color w:val="262A35"/>
-        </w:rPr>
-        <w:t>4. RevGlue Integration (Deals Service)</w:t>
+        <w:t>4. Screen Component Design</w:t>
       </w:r>
     </w:p>
     <w:p>
@@ -1996,20 +1797,15 @@
         <w:pStyle w:val="Heading2"/>
       </w:pPr>
       <w:r>
-        <w:rPr>
-          <w:color w:val="262A35"/>
-        </w:rPr>
-        <w:t>4.1 Service Architecture</w:t>
+        <w:t>4.1 MainShell Architecture</w:t>
       </w:r>
     </w:p>
     <w:p>
       <w:r>
         <w:rPr>
           <w:b w:val="0"/>
-          <w:i w:val="0"/>
-          <w:sz w:val="22"/>
         </w:rPr>
-        <w:t>RevGlueService is a singleton that wraps the RevGlue iframeapi REST endpoints. It provides cached access to store, category, and coupon data with a 30-minute TTL.</w:t>
+        <w:t>IndexedStack preserves all 5 tab states in memory. Tab switches are O(1) — no rebuild cost. The custom bottom nav bar is a floating pill with 70px height, 28px border radius, and teal active colour.</w:t>
       </w:r>
     </w:p>
     <w:p>
@@ -2017,281 +1813,15 @@
         <w:pStyle w:val="Heading2"/>
       </w:pPr>
       <w:r>
-        <w:rPr>
-          <w:color w:val="262A35"/>
-        </w:rPr>
-        <w:t>4.2 Data Models</w:t>
-      </w:r>
-    </w:p>
-    <w:tbl>
-      <w:tblPr>
-        <w:tblStyle w:val="LightGrid-Accent1"/>
-        <w:tblW w:type="auto" w:w="0"/>
-        <w:jc w:val="center"/>
-        <w:tblLook w:firstColumn="1" w:firstRow="1" w:lastColumn="0" w:lastRow="0" w:noHBand="0" w:noVBand="1" w:val="04A0"/>
-      </w:tblPr>
-      <w:tblGrid>
-        <w:gridCol w:w="2880"/>
-        <w:gridCol w:w="2880"/>
-        <w:gridCol w:w="2880"/>
-      </w:tblGrid>
-      <w:tr>
-        <w:tc>
-          <w:tcPr>
-            <w:tcW w:type="dxa" w:w="2880"/>
-            <w:shd w:val="clear" w:color="auto" w:fill="FF975C"/>
-          </w:tcPr>
-          <w:p>
-            <w:r>
-              <w:rPr>
-                <w:b/>
-                <w:sz w:val="20"/>
-              </w:rPr>
-              <w:t>Model</w:t>
-            </w:r>
-          </w:p>
-        </w:tc>
-        <w:tc>
-          <w:tcPr>
-            <w:tcW w:type="dxa" w:w="2880"/>
-            <w:shd w:val="clear" w:color="auto" w:fill="FF975C"/>
-          </w:tcPr>
-          <w:p>
-            <w:r>
-              <w:rPr>
-                <w:b/>
-                <w:sz w:val="20"/>
-              </w:rPr>
-              <w:t>Key Fields</w:t>
-            </w:r>
-          </w:p>
-        </w:tc>
-        <w:tc>
-          <w:tcPr>
-            <w:tcW w:type="dxa" w:w="2880"/>
-            <w:shd w:val="clear" w:color="auto" w:fill="FF975C"/>
-          </w:tcPr>
-          <w:p>
-            <w:r>
-              <w:rPr>
-                <w:b/>
-                <w:sz w:val="20"/>
-              </w:rPr>
-              <w:t>Source</w:t>
-            </w:r>
-          </w:p>
-        </w:tc>
-      </w:tr>
-      <w:tr>
-        <w:tc>
-          <w:tcPr>
-            <w:tcW w:type="dxa" w:w="2880"/>
-          </w:tcPr>
-          <w:p>
-            <w:r>
-              <w:rPr>
-                <w:sz w:val="20"/>
-              </w:rPr>
-              <w:t>RevGlueStore</w:t>
-            </w:r>
-          </w:p>
-        </w:tc>
-        <w:tc>
-          <w:tcPr>
-            <w:tcW w:type="dxa" w:w="2880"/>
-          </w:tcPr>
-          <w:p>
-            <w:r>
-              <w:rPr>
-                <w:sz w:val="20"/>
-              </w:rPr>
-              <w:t>id, title, titleUrl, offerCouponStr, storeIcon, storeLargeIcon</w:t>
-            </w:r>
-          </w:p>
-        </w:tc>
-        <w:tc>
-          <w:tcPr>
-            <w:tcW w:type="dxa" w:w="2880"/>
-          </w:tcPr>
-          <w:p>
-            <w:r>
-              <w:rPr>
-                <w:sz w:val="20"/>
-              </w:rPr>
-              <w:t>top_stores endpoint</w:t>
-            </w:r>
-          </w:p>
-        </w:tc>
-      </w:tr>
-      <w:tr>
-        <w:tc>
-          <w:tcPr>
-            <w:tcW w:type="dxa" w:w="2880"/>
-          </w:tcPr>
-          <w:p>
-            <w:r>
-              <w:rPr>
-                <w:sz w:val="20"/>
-              </w:rPr>
-              <w:t>RevGlueCategory</w:t>
-            </w:r>
-          </w:p>
-        </w:tc>
-        <w:tc>
-          <w:tcPr>
-            <w:tcW w:type="dxa" w:w="2880"/>
-          </w:tcPr>
-          <w:p>
-            <w:r>
-              <w:rPr>
-                <w:sz w:val="20"/>
-              </w:rPr>
-              <w:t>id, title, catUrl, offerCouponStr, smallIcon, subCategories</w:t>
-            </w:r>
-          </w:p>
-        </w:tc>
-        <w:tc>
-          <w:tcPr>
-            <w:tcW w:type="dxa" w:w="2880"/>
-          </w:tcPr>
-          <w:p>
-            <w:r>
-              <w:rPr>
-                <w:sz w:val="20"/>
-              </w:rPr>
-              <w:t>coupon_allcategories endpoint</w:t>
-            </w:r>
-          </w:p>
-        </w:tc>
-      </w:tr>
-      <w:tr>
-        <w:tc>
-          <w:tcPr>
-            <w:tcW w:type="dxa" w:w="2880"/>
-          </w:tcPr>
-          <w:p>
-            <w:r>
-              <w:rPr>
-                <w:sz w:val="20"/>
-              </w:rPr>
-              <w:t>RevGlueCoupon</w:t>
-            </w:r>
-          </w:p>
-        </w:tc>
-        <w:tc>
-          <w:tcPr>
-            <w:tcW w:type="dxa" w:w="2880"/>
-          </w:tcPr>
-          <w:p>
-            <w:r>
-              <w:rPr>
-                <w:sz w:val="20"/>
-              </w:rPr>
-              <w:t>id, storeId, storeTitle, voucherCode, voucherTitle, expiryDate, offerCoupon</w:t>
-            </w:r>
-          </w:p>
-        </w:tc>
-        <w:tc>
-          <w:tcPr>
-            <w:tcW w:type="dxa" w:w="2880"/>
-          </w:tcPr>
-          <w:p>
-            <w:r>
-              <w:rPr>
-                <w:sz w:val="20"/>
-              </w:rPr>
-              <w:t>store_detail endpoint</w:t>
-            </w:r>
-          </w:p>
-        </w:tc>
-      </w:tr>
-      <w:tr>
-        <w:tc>
-          <w:tcPr>
-            <w:tcW w:type="dxa" w:w="2880"/>
-          </w:tcPr>
-          <w:p>
-            <w:r>
-              <w:rPr>
-                <w:sz w:val="20"/>
-              </w:rPr>
-              <w:t>RevGlueBanner</w:t>
-            </w:r>
-          </w:p>
-        </w:tc>
-        <w:tc>
-          <w:tcPr>
-            <w:tcW w:type="dxa" w:w="2880"/>
-          </w:tcPr>
-          <w:p>
-            <w:r>
-              <w:rPr>
-                <w:sz w:val="20"/>
-              </w:rPr>
-              <w:t>src, storeId, titleUrl, title</w:t>
-            </w:r>
-          </w:p>
-        </w:tc>
-        <w:tc>
-          <w:tcPr>
-            <w:tcW w:type="dxa" w:w="2880"/>
-          </w:tcPr>
-          <w:p>
-            <w:r>
-              <w:rPr>
-                <w:sz w:val="20"/>
-              </w:rPr>
-              <w:t>homepage_placement_banners endpoint</w:t>
-            </w:r>
-          </w:p>
-        </w:tc>
-      </w:tr>
-    </w:tbl>
-    <w:p>
-      <w:pPr>
-        <w:pStyle w:val="Heading2"/>
-      </w:pPr>
-      <w:r>
-        <w:rPr>
-          <w:color w:val="262A35"/>
-        </w:rPr>
-        <w:t>4.3 Affiliate Tracking</w:t>
+        <w:t>4.2 HomeScreen Architecture</w:t>
       </w:r>
     </w:p>
     <w:p>
       <w:r>
         <w:rPr>
           <w:b w:val="0"/>
-          <w:i w:val="0"/>
-          <w:sz w:val="22"/>
         </w:rPr>
-        <w:t>All outbound clicks route through RevGlue's exit-click URLs which embed the Publisher ID (1202) for commission attribution:</w:t>
-      </w:r>
-    </w:p>
-    <w:p>
-      <w:pPr>
-        <w:pStyle w:val="ListBullet"/>
-      </w:pPr>
-      <w:r>
-        <w:t>Coupon clicks: https://www.revglue.com/revembed/coupon_exitclick/1202/{storeId}</w:t>
-      </w:r>
-    </w:p>
-    <w:p>
-      <w:pPr>
-        <w:pStyle w:val="ListBullet"/>
-      </w:pPr>
-      <w:r>
-        <w:t>Daily deal clicks: https://www.revglue.com/revembed/daily_deal_exitclick/1202/{storeId}/{dealId}</w:t>
-      </w:r>
-    </w:p>
-    <w:p>
-      <w:r>
-        <w:rPr>
-          <w:b w:val="0"/>
-          <w:i w:val="0"/>
-          <w:sz w:val="22"/>
-        </w:rPr>
-        <w:t>The url_launcher package opens these URLs in the device's default browser, ensuring proper cookie tracking for commission attribution.</w:t>
+        <w:t>The HomeScreen implements the 'Invisible AI Redesign' pattern: a unified smart feed replaces 10 separate content sections. AiFeedService scores and reorders feed items on load. DailyAiRefreshService pre-computes scores nightly. The feed uses a _SmartFeedItem discriminated union type to render group activity, meetup cards, event cards, and announcement cards uniformly.</w:t>
       </w:r>
     </w:p>
     <w:p>
@@ -2299,244 +1829,38 @@
         <w:pStyle w:val="Heading2"/>
       </w:pPr>
       <w:r>
-        <w:rPr>
-          <w:color w:val="262A35"/>
-        </w:rPr>
-        <w:t>4.4 Caching Strategy</w:t>
+        <w:t>4.3 GroupsScreen / GroupChatScreen Architecture</w:t>
       </w:r>
     </w:p>
-    <w:tbl>
-      <w:tblPr>
-        <w:tblStyle w:val="LightGrid-Accent1"/>
-        <w:tblW w:type="auto" w:w="0"/>
-        <w:jc w:val="center"/>
-        <w:tblLook w:firstColumn="1" w:firstRow="1" w:lastColumn="0" w:lastRow="0" w:noHBand="0" w:noVBand="1" w:val="04A0"/>
-      </w:tblPr>
-      <w:tblGrid>
-        <w:gridCol w:w="2880"/>
-        <w:gridCol w:w="2880"/>
-        <w:gridCol w:w="2880"/>
-      </w:tblGrid>
-      <w:tr>
-        <w:tc>
-          <w:tcPr>
-            <w:tcW w:type="dxa" w:w="2880"/>
-            <w:shd w:val="clear" w:color="auto" w:fill="FF975C"/>
-          </w:tcPr>
-          <w:p>
-            <w:r>
-              <w:rPr>
-                <w:b/>
-                <w:sz w:val="20"/>
-              </w:rPr>
-              <w:t>Data</w:t>
-            </w:r>
-          </w:p>
-        </w:tc>
-        <w:tc>
-          <w:tcPr>
-            <w:tcW w:type="dxa" w:w="2880"/>
-            <w:shd w:val="clear" w:color="auto" w:fill="FF975C"/>
-          </w:tcPr>
-          <w:p>
-            <w:r>
-              <w:rPr>
-                <w:b/>
-                <w:sz w:val="20"/>
-              </w:rPr>
-              <w:t>Cache Duration</w:t>
-            </w:r>
-          </w:p>
-        </w:tc>
-        <w:tc>
-          <w:tcPr>
-            <w:tcW w:type="dxa" w:w="2880"/>
-            <w:shd w:val="clear" w:color="auto" w:fill="FF975C"/>
-          </w:tcPr>
-          <w:p>
-            <w:r>
-              <w:rPr>
-                <w:b/>
-                <w:sz w:val="20"/>
-              </w:rPr>
-              <w:t>Refresh Trigger</w:t>
-            </w:r>
-          </w:p>
-        </w:tc>
-      </w:tr>
-      <w:tr>
-        <w:tc>
-          <w:tcPr>
-            <w:tcW w:type="dxa" w:w="2880"/>
-          </w:tcPr>
-          <w:p>
-            <w:r>
-              <w:rPr>
-                <w:sz w:val="20"/>
-              </w:rPr>
-              <w:t>Top Stores</w:t>
-            </w:r>
-          </w:p>
-        </w:tc>
-        <w:tc>
-          <w:tcPr>
-            <w:tcW w:type="dxa" w:w="2880"/>
-          </w:tcPr>
-          <w:p>
-            <w:r>
-              <w:rPr>
-                <w:sz w:val="20"/>
-              </w:rPr>
-              <w:t>30 minutes</w:t>
-            </w:r>
-          </w:p>
-        </w:tc>
-        <w:tc>
-          <w:tcPr>
-            <w:tcW w:type="dxa" w:w="2880"/>
-          </w:tcPr>
-          <w:p>
-            <w:r>
-              <w:rPr>
-                <w:sz w:val="20"/>
-              </w:rPr>
-              <w:t>Pull-to-refresh or cache expiry</w:t>
-            </w:r>
-          </w:p>
-        </w:tc>
-      </w:tr>
-      <w:tr>
-        <w:tc>
-          <w:tcPr>
-            <w:tcW w:type="dxa" w:w="2880"/>
-          </w:tcPr>
-          <w:p>
-            <w:r>
-              <w:rPr>
-                <w:sz w:val="20"/>
-              </w:rPr>
-              <w:t>Categories</w:t>
-            </w:r>
-          </w:p>
-        </w:tc>
-        <w:tc>
-          <w:tcPr>
-            <w:tcW w:type="dxa" w:w="2880"/>
-          </w:tcPr>
-          <w:p>
-            <w:r>
-              <w:rPr>
-                <w:sz w:val="20"/>
-              </w:rPr>
-              <w:t>30 minutes</w:t>
-            </w:r>
-          </w:p>
-        </w:tc>
-        <w:tc>
-          <w:tcPr>
-            <w:tcW w:type="dxa" w:w="2880"/>
-          </w:tcPr>
-          <w:p>
-            <w:r>
-              <w:rPr>
-                <w:sz w:val="20"/>
-              </w:rPr>
-              <w:t>Pull-to-refresh or cache expiry</w:t>
-            </w:r>
-          </w:p>
-        </w:tc>
-      </w:tr>
-      <w:tr>
-        <w:tc>
-          <w:tcPr>
-            <w:tcW w:type="dxa" w:w="2880"/>
-          </w:tcPr>
-          <w:p>
-            <w:r>
-              <w:rPr>
-                <w:sz w:val="20"/>
-              </w:rPr>
-              <w:t>Store Coupons</w:t>
-            </w:r>
-          </w:p>
-        </w:tc>
-        <w:tc>
-          <w:tcPr>
-            <w:tcW w:type="dxa" w:w="2880"/>
-          </w:tcPr>
-          <w:p>
-            <w:r>
-              <w:rPr>
-                <w:sz w:val="20"/>
-              </w:rPr>
-              <w:t>No cache (fresh per visit)</w:t>
-            </w:r>
-          </w:p>
-        </w:tc>
-        <w:tc>
-          <w:tcPr>
-            <w:tcW w:type="dxa" w:w="2880"/>
-          </w:tcPr>
-          <w:p>
-            <w:r>
-              <w:rPr>
-                <w:sz w:val="20"/>
-              </w:rPr>
-              <w:t>Each store tap</w:t>
-            </w:r>
-          </w:p>
-        </w:tc>
-      </w:tr>
-      <w:tr>
-        <w:tc>
-          <w:tcPr>
-            <w:tcW w:type="dxa" w:w="2880"/>
-          </w:tcPr>
-          <w:p>
-            <w:r>
-              <w:rPr>
-                <w:sz w:val="20"/>
-              </w:rPr>
-              <w:t>Banners</w:t>
-            </w:r>
-          </w:p>
-        </w:tc>
-        <w:tc>
-          <w:tcPr>
-            <w:tcW w:type="dxa" w:w="2880"/>
-          </w:tcPr>
-          <w:p>
-            <w:r>
-              <w:rPr>
-                <w:sz w:val="20"/>
-              </w:rPr>
-              <w:t>Per session</w:t>
-            </w:r>
-          </w:p>
-        </w:tc>
-        <w:tc>
-          <w:tcPr>
-            <w:tcW w:type="dxa" w:w="2880"/>
-          </w:tcPr>
-          <w:p>
-            <w:r>
-              <w:rPr>
-                <w:sz w:val="20"/>
-              </w:rPr>
-              <w:t>App restart</w:t>
-            </w:r>
-          </w:p>
-        </w:tc>
-      </w:tr>
-    </w:tbl>
+    <w:p>
+      <w:r>
+        <w:rPr>
+          <w:b w:val="0"/>
+        </w:rPr>
+        <w:t>GroupsScreen uses Firestore real-time snapshots for group list. GroupChatScreen uses a StreamBuilder on the messages sub-collection. Message input supports text, polls, image attachments, and thread replies. AI Summariser button available to Neighbour/Circle tiers — triggers AiChatSummariserService with the last N messages.</w:t>
+      </w:r>
+    </w:p>
+    <w:p>
+      <w:pPr>
+        <w:pStyle w:val="Heading2"/>
+      </w:pPr>
+      <w:r>
+        <w:t>4.4 MarketplaceScreen Architecture</w:t>
+      </w:r>
+    </w:p>
+    <w:p>
+      <w:r>
+        <w:rPr>
+          <w:b w:val="0"/>
+        </w:rPr>
+        <w:t>Grid layout with category filter chips at top. CreateListingScreen uses RehomeService. AI Listing Writer button triggers AiListingService.generateDescription(). Photo uploads use Firebase Storage with per-tier limit enforcement.</w:t>
+      </w:r>
+    </w:p>
     <w:p>
       <w:pPr>
         <w:pStyle w:val="Heading1"/>
       </w:pPr>
       <w:r>
-        <w:rPr>
-          <w:color w:val="262A35"/>
-        </w:rPr>
         <w:t>5. Subscription &amp; Feature Gating</w:t>
       </w:r>
     </w:p>
@@ -2544,713 +1868,22 @@
       <w:r>
         <w:rPr>
           <w:b w:val="0"/>
-          <w:i w:val="0"/>
-          <w:sz w:val="22"/>
         </w:rPr>
-        <w:t>SubscriptionService manages three tiers (Explorer, Neighbourhood, Inner Circle) with feature limits tracked via usage counters in local storage. The Deals screen checks canViewMoreDeals before allowing store detail views, showing an upgrade dialog at the limit.</w:t>
+        <w:t>SubscriptionService manages three tiers (Explorer/Welcome, Neighbourhood/Neighbour, InnerCircle/Circle) with feature limits tracked via usage counters. Feature gate checks use boolean getters (e.g. canJoinGroup, canCreatePrivateGroup, canUseAiSummaries). Gates trigger UpgradePrompt bottom sheet via UpgradePromptWidget.</w:t>
       </w:r>
     </w:p>
-    <w:tbl>
-      <w:tblPr>
-        <w:tblStyle w:val="LightGrid-Accent1"/>
-        <w:tblW w:type="auto" w:w="0"/>
-        <w:jc w:val="center"/>
-        <w:tblLook w:firstColumn="1" w:firstRow="1" w:lastColumn="0" w:lastRow="0" w:noHBand="0" w:noVBand="1" w:val="04A0"/>
-      </w:tblPr>
-      <w:tblGrid>
-        <w:gridCol w:w="2160"/>
-        <w:gridCol w:w="2160"/>
-        <w:gridCol w:w="2160"/>
-        <w:gridCol w:w="2160"/>
-      </w:tblGrid>
-      <w:tr>
-        <w:tc>
-          <w:tcPr>
-            <w:tcW w:type="dxa" w:w="2160"/>
-            <w:shd w:val="clear" w:color="auto" w:fill="FF975C"/>
-          </w:tcPr>
-          <w:p>
-            <w:r>
-              <w:rPr>
-                <w:b/>
-                <w:sz w:val="20"/>
-              </w:rPr>
-              <w:t>Feature Gate</w:t>
-            </w:r>
-          </w:p>
-        </w:tc>
-        <w:tc>
-          <w:tcPr>
-            <w:tcW w:type="dxa" w:w="2160"/>
-            <w:shd w:val="clear" w:color="auto" w:fill="FF975C"/>
-          </w:tcPr>
-          <w:p>
-            <w:r>
-              <w:rPr>
-                <w:b/>
-                <w:sz w:val="20"/>
-              </w:rPr>
-              <w:t>Explorer</w:t>
-            </w:r>
-          </w:p>
-        </w:tc>
-        <w:tc>
-          <w:tcPr>
-            <w:tcW w:type="dxa" w:w="2160"/>
-            <w:shd w:val="clear" w:color="auto" w:fill="FF975C"/>
-          </w:tcPr>
-          <w:p>
-            <w:r>
-              <w:rPr>
-                <w:b/>
-                <w:sz w:val="20"/>
-              </w:rPr>
-              <w:t>Neighbourhood</w:t>
-            </w:r>
-          </w:p>
-        </w:tc>
-        <w:tc>
-          <w:tcPr>
-            <w:tcW w:type="dxa" w:w="2160"/>
-            <w:shd w:val="clear" w:color="auto" w:fill="FF975C"/>
-          </w:tcPr>
-          <w:p>
-            <w:r>
-              <w:rPr>
-                <w:b/>
-                <w:sz w:val="20"/>
-              </w:rPr>
-              <w:t>Inner Circle</w:t>
-            </w:r>
-          </w:p>
-        </w:tc>
-      </w:tr>
-      <w:tr>
-        <w:tc>
-          <w:tcPr>
-            <w:tcW w:type="dxa" w:w="2160"/>
-          </w:tcPr>
-          <w:p>
-            <w:r>
-              <w:rPr>
-                <w:sz w:val="20"/>
-              </w:rPr>
-              <w:t>canJoinGroup</w:t>
-            </w:r>
-          </w:p>
-        </w:tc>
-        <w:tc>
-          <w:tcPr>
-            <w:tcW w:type="dxa" w:w="2160"/>
-          </w:tcPr>
-          <w:p>
-            <w:r>
-              <w:rPr>
-                <w:sz w:val="20"/>
-              </w:rPr>
-              <w:t>2 max</w:t>
-            </w:r>
-          </w:p>
-        </w:tc>
-        <w:tc>
-          <w:tcPr>
-            <w:tcW w:type="dxa" w:w="2160"/>
-          </w:tcPr>
-          <w:p>
-            <w:r>
-              <w:rPr>
-                <w:sz w:val="20"/>
-              </w:rPr>
-              <w:t>Unlimited</w:t>
-            </w:r>
-          </w:p>
-        </w:tc>
-        <w:tc>
-          <w:tcPr>
-            <w:tcW w:type="dxa" w:w="2160"/>
-          </w:tcPr>
-          <w:p>
-            <w:r>
-              <w:rPr>
-                <w:sz w:val="20"/>
-              </w:rPr>
-              <w:t>Unlimited</w:t>
-            </w:r>
-          </w:p>
-        </w:tc>
-      </w:tr>
-      <w:tr>
-        <w:tc>
-          <w:tcPr>
-            <w:tcW w:type="dxa" w:w="2160"/>
-          </w:tcPr>
-          <w:p>
-            <w:r>
-              <w:rPr>
-                <w:sz w:val="20"/>
-              </w:rPr>
-              <w:t>canCreateMeetup</w:t>
-            </w:r>
-          </w:p>
-        </w:tc>
-        <w:tc>
-          <w:tcPr>
-            <w:tcW w:type="dxa" w:w="2160"/>
-          </w:tcPr>
-          <w:p>
-            <w:r>
-              <w:rPr>
-                <w:sz w:val="20"/>
-              </w:rPr>
-              <w:t>No</w:t>
-            </w:r>
-          </w:p>
-        </w:tc>
-        <w:tc>
-          <w:tcPr>
-            <w:tcW w:type="dxa" w:w="2160"/>
-          </w:tcPr>
-          <w:p>
-            <w:r>
-              <w:rPr>
-                <w:sz w:val="20"/>
-              </w:rPr>
-              <w:t>Yes</w:t>
-            </w:r>
-          </w:p>
-        </w:tc>
-        <w:tc>
-          <w:tcPr>
-            <w:tcW w:type="dxa" w:w="2160"/>
-          </w:tcPr>
-          <w:p>
-            <w:r>
-              <w:rPr>
-                <w:sz w:val="20"/>
-              </w:rPr>
-              <w:t>Yes</w:t>
-            </w:r>
-          </w:p>
-        </w:tc>
-      </w:tr>
-      <w:tr>
-        <w:tc>
-          <w:tcPr>
-            <w:tcW w:type="dxa" w:w="2160"/>
-          </w:tcPr>
-          <w:p>
-            <w:r>
-              <w:rPr>
-                <w:sz w:val="20"/>
-              </w:rPr>
-              <w:t>canUseAiCopilot</w:t>
-            </w:r>
-          </w:p>
-        </w:tc>
-        <w:tc>
-          <w:tcPr>
-            <w:tcW w:type="dxa" w:w="2160"/>
-          </w:tcPr>
-          <w:p>
-            <w:r>
-              <w:rPr>
-                <w:sz w:val="20"/>
-              </w:rPr>
-              <w:t>3/day</w:t>
-            </w:r>
-          </w:p>
-        </w:tc>
-        <w:tc>
-          <w:tcPr>
-            <w:tcW w:type="dxa" w:w="2160"/>
-          </w:tcPr>
-          <w:p>
-            <w:r>
-              <w:rPr>
-                <w:sz w:val="20"/>
-              </w:rPr>
-              <w:t>25/day</w:t>
-            </w:r>
-          </w:p>
-        </w:tc>
-        <w:tc>
-          <w:tcPr>
-            <w:tcW w:type="dxa" w:w="2160"/>
-          </w:tcPr>
-          <w:p>
-            <w:r>
-              <w:rPr>
-                <w:sz w:val="20"/>
-              </w:rPr>
-              <w:t>Unlimited</w:t>
-            </w:r>
-          </w:p>
-        </w:tc>
-      </w:tr>
-      <w:tr>
-        <w:tc>
-          <w:tcPr>
-            <w:tcW w:type="dxa" w:w="2160"/>
-          </w:tcPr>
-          <w:p>
-            <w:r>
-              <w:rPr>
-                <w:sz w:val="20"/>
-              </w:rPr>
-              <w:t>canViewDeals</w:t>
-            </w:r>
-          </w:p>
-        </w:tc>
-        <w:tc>
-          <w:tcPr>
-            <w:tcW w:type="dxa" w:w="2160"/>
-          </w:tcPr>
-          <w:p>
-            <w:r>
-              <w:rPr>
-                <w:sz w:val="20"/>
-              </w:rPr>
-              <w:t>10/day</w:t>
-            </w:r>
-          </w:p>
-        </w:tc>
-        <w:tc>
-          <w:tcPr>
-            <w:tcW w:type="dxa" w:w="2160"/>
-          </w:tcPr>
-          <w:p>
-            <w:r>
-              <w:rPr>
-                <w:sz w:val="20"/>
-              </w:rPr>
-              <w:t>Unlimited</w:t>
-            </w:r>
-          </w:p>
-        </w:tc>
-        <w:tc>
-          <w:tcPr>
-            <w:tcW w:type="dxa" w:w="2160"/>
-          </w:tcPr>
-          <w:p>
-            <w:r>
-              <w:rPr>
-                <w:sz w:val="20"/>
-              </w:rPr>
-              <w:t>Unlimited</w:t>
-            </w:r>
-          </w:p>
-        </w:tc>
-      </w:tr>
-      <w:tr>
-        <w:tc>
-          <w:tcPr>
-            <w:tcW w:type="dxa" w:w="2160"/>
-          </w:tcPr>
-          <w:p>
-            <w:r>
-              <w:rPr>
-                <w:sz w:val="20"/>
-              </w:rPr>
-              <w:t>canAccessCashback</w:t>
-            </w:r>
-          </w:p>
-        </w:tc>
-        <w:tc>
-          <w:tcPr>
-            <w:tcW w:type="dxa" w:w="2160"/>
-          </w:tcPr>
-          <w:p>
-            <w:r>
-              <w:rPr>
-                <w:sz w:val="20"/>
-              </w:rPr>
-              <w:t>No</w:t>
-            </w:r>
-          </w:p>
-        </w:tc>
-        <w:tc>
-          <w:tcPr>
-            <w:tcW w:type="dxa" w:w="2160"/>
-          </w:tcPr>
-          <w:p>
-            <w:r>
-              <w:rPr>
-                <w:sz w:val="20"/>
-              </w:rPr>
-              <w:t>Yes</w:t>
-            </w:r>
-          </w:p>
-        </w:tc>
-        <w:tc>
-          <w:tcPr>
-            <w:tcW w:type="dxa" w:w="2160"/>
-          </w:tcPr>
-          <w:p>
-            <w:r>
-              <w:rPr>
-                <w:sz w:val="20"/>
-              </w:rPr>
-              <w:t>Yes</w:t>
-            </w:r>
-          </w:p>
-        </w:tc>
-      </w:tr>
-    </w:tbl>
     <w:p>
       <w:pPr>
         <w:pStyle w:val="Heading1"/>
       </w:pPr>
       <w:r>
-        <w:rPr>
-          <w:color w:val="262A35"/>
-        </w:rPr>
-        <w:t>6. Screen Component Design</w:t>
-      </w:r>
-    </w:p>
-    <w:p>
-      <w:pPr>
-        <w:pStyle w:val="Heading2"/>
-      </w:pPr>
-      <w:r>
-        <w:rPr>
-          <w:color w:val="262A35"/>
-        </w:rPr>
-        <w:t>6.1 DealsScreen Architecture</w:t>
+        <w:t>6. Project File Structure</w:t>
       </w:r>
     </w:p>
     <w:p>
       <w:r>
         <w:rPr>
           <w:b w:val="0"/>
-          <w:i w:val="0"/>
-          <w:sz w:val="22"/>
-        </w:rPr>
-        <w:t>The DealsScreen uses a NestedScrollView with a SliverPersistentHeader for the pinned TabBar. It manages two view states: main view (3 tabs) and store detail view (back navigation within the screen).</w:t>
-      </w:r>
-    </w:p>
-    <w:tbl>
-      <w:tblPr>
-        <w:tblStyle w:val="LightGrid-Accent1"/>
-        <w:tblW w:type="auto" w:w="0"/>
-        <w:jc w:val="center"/>
-        <w:tblLook w:firstColumn="1" w:firstRow="1" w:lastColumn="0" w:lastRow="0" w:noHBand="0" w:noVBand="1" w:val="04A0"/>
-      </w:tblPr>
-      <w:tblGrid>
-        <w:gridCol w:w="2880"/>
-        <w:gridCol w:w="2880"/>
-        <w:gridCol w:w="2880"/>
-      </w:tblGrid>
-      <w:tr>
-        <w:tc>
-          <w:tcPr>
-            <w:tcW w:type="dxa" w:w="2880"/>
-            <w:shd w:val="clear" w:color="auto" w:fill="FF975C"/>
-          </w:tcPr>
-          <w:p>
-            <w:r>
-              <w:rPr>
-                <w:b/>
-                <w:sz w:val="20"/>
-              </w:rPr>
-              <w:t>Component</w:t>
-            </w:r>
-          </w:p>
-        </w:tc>
-        <w:tc>
-          <w:tcPr>
-            <w:tcW w:type="dxa" w:w="2880"/>
-            <w:shd w:val="clear" w:color="auto" w:fill="FF975C"/>
-          </w:tcPr>
-          <w:p>
-            <w:r>
-              <w:rPr>
-                <w:b/>
-                <w:sz w:val="20"/>
-              </w:rPr>
-              <w:t>Type</w:t>
-            </w:r>
-          </w:p>
-        </w:tc>
-        <w:tc>
-          <w:tcPr>
-            <w:tcW w:type="dxa" w:w="2880"/>
-            <w:shd w:val="clear" w:color="auto" w:fill="FF975C"/>
-          </w:tcPr>
-          <w:p>
-            <w:r>
-              <w:rPr>
-                <w:b/>
-                <w:sz w:val="20"/>
-              </w:rPr>
-              <w:t>Responsibility</w:t>
-            </w:r>
-          </w:p>
-        </w:tc>
-      </w:tr>
-      <w:tr>
-        <w:tc>
-          <w:tcPr>
-            <w:tcW w:type="dxa" w:w="2880"/>
-          </w:tcPr>
-          <w:p>
-            <w:r>
-              <w:rPr>
-                <w:sz w:val="20"/>
-              </w:rPr>
-              <w:t>DealsScreen</w:t>
-            </w:r>
-          </w:p>
-        </w:tc>
-        <w:tc>
-          <w:tcPr>
-            <w:tcW w:type="dxa" w:w="2880"/>
-          </w:tcPr>
-          <w:p>
-            <w:r>
-              <w:rPr>
-                <w:sz w:val="20"/>
-              </w:rPr>
-              <w:t>StatefulWidget</w:t>
-            </w:r>
-          </w:p>
-        </w:tc>
-        <w:tc>
-          <w:tcPr>
-            <w:tcW w:type="dxa" w:w="2880"/>
-          </w:tcPr>
-          <w:p>
-            <w:r>
-              <w:rPr>
-                <w:sz w:val="20"/>
-              </w:rPr>
-              <w:t>Main container with TabController and state management</w:t>
-            </w:r>
-          </w:p>
-        </w:tc>
-      </w:tr>
-      <w:tr>
-        <w:tc>
-          <w:tcPr>
-            <w:tcW w:type="dxa" w:w="2880"/>
-          </w:tcPr>
-          <w:p>
-            <w:r>
-              <w:rPr>
-                <w:sz w:val="20"/>
-              </w:rPr>
-              <w:t>_StoreCard</w:t>
-            </w:r>
-          </w:p>
-        </w:tc>
-        <w:tc>
-          <w:tcPr>
-            <w:tcW w:type="dxa" w:w="2880"/>
-          </w:tcPr>
-          <w:p>
-            <w:r>
-              <w:rPr>
-                <w:sz w:val="20"/>
-              </w:rPr>
-              <w:t>StatelessWidget</w:t>
-            </w:r>
-          </w:p>
-        </w:tc>
-        <w:tc>
-          <w:tcPr>
-            <w:tcW w:type="dxa" w:w="2880"/>
-          </w:tcPr>
-          <w:p>
-            <w:r>
-              <w:rPr>
-                <w:sz w:val="20"/>
-              </w:rPr>
-              <w:t>Grid tile showing store logo, name, offer count</w:t>
-            </w:r>
-          </w:p>
-        </w:tc>
-      </w:tr>
-      <w:tr>
-        <w:tc>
-          <w:tcPr>
-            <w:tcW w:type="dxa" w:w="2880"/>
-          </w:tcPr>
-          <w:p>
-            <w:r>
-              <w:rPr>
-                <w:sz w:val="20"/>
-              </w:rPr>
-              <w:t>_StoreListTile</w:t>
-            </w:r>
-          </w:p>
-        </w:tc>
-        <w:tc>
-          <w:tcPr>
-            <w:tcW w:type="dxa" w:w="2880"/>
-          </w:tcPr>
-          <w:p>
-            <w:r>
-              <w:rPr>
-                <w:sz w:val="20"/>
-              </w:rPr>
-              <w:t>StatelessWidget</w:t>
-            </w:r>
-          </w:p>
-        </w:tc>
-        <w:tc>
-          <w:tcPr>
-            <w:tcW w:type="dxa" w:w="2880"/>
-          </w:tcPr>
-          <w:p>
-            <w:r>
-              <w:rPr>
-                <w:sz w:val="20"/>
-              </w:rPr>
-              <w:t>Horizontal list tile for family picks</w:t>
-            </w:r>
-          </w:p>
-        </w:tc>
-      </w:tr>
-      <w:tr>
-        <w:tc>
-          <w:tcPr>
-            <w:tcW w:type="dxa" w:w="2880"/>
-          </w:tcPr>
-          <w:p>
-            <w:r>
-              <w:rPr>
-                <w:sz w:val="20"/>
-              </w:rPr>
-              <w:t>_CategoryTile</w:t>
-            </w:r>
-          </w:p>
-        </w:tc>
-        <w:tc>
-          <w:tcPr>
-            <w:tcW w:type="dxa" w:w="2880"/>
-          </w:tcPr>
-          <w:p>
-            <w:r>
-              <w:rPr>
-                <w:sz w:val="20"/>
-              </w:rPr>
-              <w:t>StatelessWidget</w:t>
-            </w:r>
-          </w:p>
-        </w:tc>
-        <w:tc>
-          <w:tcPr>
-            <w:tcW w:type="dxa" w:w="2880"/>
-          </w:tcPr>
-          <w:p>
-            <w:r>
-              <w:rPr>
-                <w:sz w:val="20"/>
-              </w:rPr>
-              <w:t>Category row with icon, name, subcategory count</w:t>
-            </w:r>
-          </w:p>
-        </w:tc>
-      </w:tr>
-      <w:tr>
-        <w:tc>
-          <w:tcPr>
-            <w:tcW w:type="dxa" w:w="2880"/>
-          </w:tcPr>
-          <w:p>
-            <w:r>
-              <w:rPr>
-                <w:sz w:val="20"/>
-              </w:rPr>
-              <w:t>_CouponCard</w:t>
-            </w:r>
-          </w:p>
-        </w:tc>
-        <w:tc>
-          <w:tcPr>
-            <w:tcW w:type="dxa" w:w="2880"/>
-          </w:tcPr>
-          <w:p>
-            <w:r>
-              <w:rPr>
-                <w:sz w:val="20"/>
-              </w:rPr>
-              <w:t>StatelessWidget</w:t>
-            </w:r>
-          </w:p>
-        </w:tc>
-        <w:tc>
-          <w:tcPr>
-            <w:tcW w:type="dxa" w:w="2880"/>
-          </w:tcPr>
-          <w:p>
-            <w:r>
-              <w:rPr>
-                <w:sz w:val="20"/>
-              </w:rPr>
-              <w:t>Coupon row with type badge (Code/Offer), title, expiry</w:t>
-            </w:r>
-          </w:p>
-        </w:tc>
-      </w:tr>
-      <w:tr>
-        <w:tc>
-          <w:tcPr>
-            <w:tcW w:type="dxa" w:w="2880"/>
-          </w:tcPr>
-          <w:p>
-            <w:r>
-              <w:rPr>
-                <w:sz w:val="20"/>
-              </w:rPr>
-              <w:t>_TabBarDelegate</w:t>
-            </w:r>
-          </w:p>
-        </w:tc>
-        <w:tc>
-          <w:tcPr>
-            <w:tcW w:type="dxa" w:w="2880"/>
-          </w:tcPr>
-          <w:p>
-            <w:r>
-              <w:rPr>
-                <w:sz w:val="20"/>
-              </w:rPr>
-              <w:t>SliverPersistentHeaderDelegate</w:t>
-            </w:r>
-          </w:p>
-        </w:tc>
-        <w:tc>
-          <w:tcPr>
-            <w:tcW w:type="dxa" w:w="2880"/>
-          </w:tcPr>
-          <w:p>
-            <w:r>
-              <w:rPr>
-                <w:sz w:val="20"/>
-              </w:rPr>
-              <w:t>Pinned tab bar for Popular/Categories/Families</w:t>
-            </w:r>
-          </w:p>
-        </w:tc>
-      </w:tr>
-    </w:tbl>
-    <w:p>
-      <w:pPr>
-        <w:pStyle w:val="Heading1"/>
-      </w:pPr>
-      <w:r>
-        <w:rPr>
-          <w:color w:val="262A35"/>
-        </w:rPr>
-        <w:t>7. Project File Structure</w:t>
-      </w:r>
-    </w:p>
-    <w:p>
-      <w:r>
-        <w:rPr>
-          <w:b w:val="0"/>
-          <w:i w:val="0"/>
-          <w:sz w:val="18"/>
         </w:rPr>
         <w:t>lib/</w:t>
         <w:br/>
@@ -3258,9 +1891,15 @@
         <w:br/>
         <w:t xml:space="preserve">  config/</w:t>
         <w:br/>
+        <w:t xml:space="preserve">    firebase_options.dart</w:t>
+        <w:br/>
         <w:t xml:space="preserve">    router.dart</w:t>
         <w:br/>
+        <w:t xml:space="preserve">  constants/</w:t>
+        <w:br/>
         <w:t xml:space="preserve">  models/</w:t>
+        <w:br/>
+        <w:t xml:space="preserve">    group.dart</w:t>
         <w:br/>
         <w:t xml:space="preserve">    subscription.dart</w:t>
         <w:br/>
@@ -3268,47 +1907,131 @@
         <w:br/>
         <w:t xml:space="preserve">    main_shell.dart</w:t>
         <w:br/>
-        <w:t xml:space="preserve">    home/ home_screen.dart</w:t>
+        <w:t xml:space="preserve">    home/</w:t>
         <w:br/>
-        <w:t xml:space="preserve">    groups/ groups_screen.dart, group_chat_screen.dart, ...</w:t>
+        <w:t xml:space="preserve">      home_screen.dart</w:t>
         <w:br/>
-        <w:t xml:space="preserve">    events/ events_screen.dart, create_meetup_screen.dart, ...</w:t>
+        <w:t xml:space="preserve">    groups/</w:t>
         <w:br/>
-        <w:t xml:space="preserve">    marketplace/ marketplace_screen.dart, item_detail_screen.dart</w:t>
+        <w:t xml:space="preserve">      groups_screen.dart</w:t>
         <w:br/>
-        <w:t xml:space="preserve">    trips/ trips_screen.dart, travel_concierge_screen.dart, ...</w:t>
+        <w:t xml:space="preserve">      group_chat_screen.dart</w:t>
         <w:br/>
-        <w:t xml:space="preserve">    deals/ deals_screen.dart</w:t>
+        <w:t xml:space="preserve">      dm_chat_screen.dart</w:t>
         <w:br/>
-        <w:t xml:space="preserve">    ai/ ai_copilot_screen.dart, ...</w:t>
+        <w:t xml:space="preserve">      create_group_screen.dart</w:t>
         <w:br/>
-        <w:t xml:space="preserve">    profile/ profile_screen.dart</w:t>
+        <w:t xml:space="preserve">      group_details_screen.dart</w:t>
         <w:br/>
-        <w:t xml:space="preserve">    subscription/ subscription_plans_screen.dart, ...</w:t>
+        <w:t xml:space="preserve">      group_members_screen.dart</w:t>
         <w:br/>
-        <w:t xml:space="preserve">    onboarding/ splash_screen.dart, ...</w:t>
+        <w:t xml:space="preserve">      group_polls_screen.dart</w:t>
         <w:br/>
-        <w:t xml:space="preserve">    auth/ login_screen.dart, login_otp_screen.dart</w:t>
+        <w:t xml:space="preserve">      poll_detail_screen.dart</w:t>
+        <w:br/>
+        <w:t xml:space="preserve">      create_poll_screen.dart</w:t>
+        <w:br/>
+        <w:t xml:space="preserve">      saved_messages_for_group_screen.dart</w:t>
+        <w:br/>
+        <w:t xml:space="preserve">      thread_reply_screen.dart</w:t>
+        <w:br/>
+        <w:t xml:space="preserve">      new_dm_screen.dart</w:t>
+        <w:br/>
+        <w:t xml:space="preserve">      forward_message_sheet.dart</w:t>
+        <w:br/>
+        <w:t xml:space="preserve">      image_gallery_picker.dart</w:t>
+        <w:br/>
+        <w:t xml:space="preserve">    events/</w:t>
+        <w:br/>
+        <w:t xml:space="preserve">      events_screen.dart</w:t>
+        <w:br/>
+        <w:t xml:space="preserve">      event_detail_screen.dart</w:t>
+        <w:br/>
+        <w:t xml:space="preserve">      meetup_detail_screen.dart</w:t>
+        <w:br/>
+        <w:t xml:space="preserve">      create_event_screen.dart</w:t>
+        <w:br/>
+        <w:t xml:space="preserve">      create_meetup_screen.dart</w:t>
+        <w:br/>
+        <w:t xml:space="preserve">    marketplace/</w:t>
+        <w:br/>
+        <w:t xml:space="preserve">      marketplace_screen.dart</w:t>
+        <w:br/>
+        <w:t xml:space="preserve">      item_detail_screen.dart</w:t>
+        <w:br/>
+        <w:t xml:space="preserve">    rehome/</w:t>
+        <w:br/>
+        <w:t xml:space="preserve">      create_listing_screen.dart</w:t>
+        <w:br/>
+        <w:t xml:space="preserve">      home_screen.dart  (marketplace shell)</w:t>
+        <w:br/>
+        <w:t xml:space="preserve">      journey_map_screen.dart</w:t>
+        <w:br/>
+        <w:t xml:space="preserve">    profile/</w:t>
+        <w:br/>
+        <w:t xml:space="preserve">      profile_screen.dart</w:t>
+        <w:br/>
+        <w:t xml:space="preserve">      backup_restore_screen.dart</w:t>
+        <w:br/>
+        <w:t xml:space="preserve">    subscription/</w:t>
+        <w:br/>
+        <w:t xml:space="preserve">      subscription_plans_screen.dart</w:t>
+        <w:br/>
+        <w:t xml:space="preserve">      subscription_checkout_screen.dart</w:t>
+        <w:br/>
+        <w:t xml:space="preserve">      manage_subscription_screen.dart</w:t>
+        <w:br/>
+        <w:t xml:space="preserve">    ai/</w:t>
+        <w:br/>
+        <w:t xml:space="preserve">      ai_copilot_screen.dart</w:t>
+        <w:br/>
+        <w:t xml:space="preserve">      ai_listing_generator_sheet.dart</w:t>
+        <w:br/>
+        <w:t xml:space="preserve">      ai_matchmaker_sheet.dart</w:t>
+        <w:br/>
+        <w:t xml:space="preserve">    onboarding/</w:t>
+        <w:br/>
+        <w:t xml:space="preserve">      splash_screen.dart</w:t>
+        <w:br/>
+        <w:t xml:space="preserve">      onboarding_carousel_screen.dart</w:t>
+        <w:br/>
+        <w:t xml:space="preserve">      phone_number_screen.dart</w:t>
+        <w:br/>
+        <w:t xml:space="preserve">      verification_screen.dart</w:t>
+        <w:br/>
+        <w:t xml:space="preserve">      name_input_screen.dart</w:t>
+        <w:br/>
+        <w:t xml:space="preserve">      password_screen.dart</w:t>
+        <w:br/>
+        <w:t xml:space="preserve">      parent_type_screen.dart</w:t>
+        <w:br/>
+        <w:t xml:space="preserve">      stage_of_life_screen.dart</w:t>
+        <w:br/>
+        <w:t xml:space="preserve">      about_you_screen.dart</w:t>
+        <w:br/>
+        <w:t xml:space="preserve">      child_info_screen.dart</w:t>
+        <w:br/>
+        <w:t xml:space="preserve">      due_date_screen.dart</w:t>
+        <w:br/>
+        <w:t xml:space="preserve">      postcode_screen.dart</w:t>
+        <w:br/>
+        <w:t xml:space="preserve">      add_photo_screen.dart</w:t>
+        <w:br/>
+        <w:t xml:space="preserve">      welcome_complete_screen.dart</w:t>
+        <w:br/>
+        <w:t xml:space="preserve">      not_available_screen.dart</w:t>
+        <w:br/>
+        <w:t xml:space="preserve">    legal/</w:t>
+        <w:br/>
+        <w:t xml:space="preserve">      privacy_policy_detail_screen.dart</w:t>
+        <w:br/>
+        <w:t xml:space="preserve">      terms_of_service_screen.dart</w:t>
+        <w:br/>
+        <w:t xml:space="preserve">    debug/</w:t>
         <w:br/>
         <w:t xml:space="preserve">  services/</w:t>
         <w:br/>
-        <w:t xml:space="preserve">    revglue_service.dart</w:t>
-        <w:br/>
-        <w:t xml:space="preserve">    subscription_service.dart</w:t>
-        <w:br/>
-        <w:t xml:space="preserve">    tutorial_service.dart</w:t>
-        <w:br/>
-        <w:t xml:space="preserve">    firebase_auth_service.dart</w:t>
-        <w:br/>
-        <w:t xml:space="preserve">    event_service.dart</w:t>
-        <w:br/>
-        <w:t xml:space="preserve">    rehome_service.dart</w:t>
-        <w:br/>
-        <w:t xml:space="preserve">    travel_service.dart</w:t>
-        <w:br/>
-        <w:t xml:space="preserve">    ai_copilot_service.dart</w:t>
-        <w:br/>
-        <w:t xml:space="preserve">    ...</w:t>
+        <w:t xml:space="preserve">    [54 service files — see AI SDD for AI services list]</w:t>
         <w:br/>
         <w:t xml:space="preserve">  theme/</w:t>
         <w:br/>
@@ -3316,13 +2039,21 @@
         <w:br/>
         <w:t xml:space="preserve">    huddl_theme.dart</w:t>
         <w:br/>
+        <w:t xml:space="preserve">  utils/</w:t>
+        <w:br/>
         <w:t xml:space="preserve">  widgets/</w:t>
         <w:br/>
-        <w:t xml:space="preserve">    tutorial/ tutorial_overlay.dart</w:t>
+        <w:t xml:space="preserve">    huddl_widgets.dart</w:t>
         <w:br/>
-        <w:t xml:space="preserve">  utils/</w:t>
+        <w:t xml:space="preserve">    upgrade_prompt.dart</w:t>
         <w:br/>
-        <w:t xml:space="preserve">    page_transitions.dart</w:t>
+        <w:t xml:space="preserve">    borough_badge.dart</w:t>
+        <w:br/>
+        <w:t xml:space="preserve">    learning_maturity_indicator.dart</w:t>
+        <w:br/>
+        <w:t xml:space="preserve">    tutorial/</w:t>
+        <w:br/>
+        <w:t xml:space="preserve">      tutorial_overlay.dart</w:t>
       </w:r>
     </w:p>
     <w:sectPr>
